--- a/backend/templates/docx/AM_AI_SAFE_FAIRA_Report_TEMPLATE_v0.50_20260203_FIXED.docx
+++ b/backend/templates/docx/AM_AI_SAFE_FAIRA_Report_TEMPLATE_v0.50_20260203_FIXED.docx
@@ -5102,7 +5102,7 @@
         <w:rPr>
           <w:lang w:eastAsia="en-AU"/>
         </w:rPr>
-        <w:t>The AI system {{system_name}} is designed to support {{faira_form.A1_1 | format_list}} and incorporates AI capabilities including {{faira_form.A1_3 | format_list}}. The system is used to inform or support decisions related to {{faira_form.A1_4 | format_list}}, with identified benefits including {{faira_form.A1_5 | format_list}}. The system utilises {{faira_form.A1_7 | format_list}}</w:t>
+        <w:t>The AI system {{system_name}} is designed to support {{ faira_form.A1_1 | format_list }} and incorporates AI capabilities including {{ faira_form.A1_3 | format_list }}. The system is used to inform or support decisions related to {{ faira_form.A1_4 | format_list }}, with identified benefits including {{ faira_form.A1_5 | format_list }}. The system utilises {{ faira_form.A1_7 | format_list }}</w:t>
       </w:r>
       <w:r>
         <w:rPr>
@@ -5114,7 +5114,7 @@
         <w:rPr>
           <w:lang w:eastAsia="en-AU"/>
         </w:rPr>
-        <w:t>techniques and is sourced through {{faira_form.A1_8 | format_list}}, with integration into other systems occurring via {{faira_form.A1_9 | format_list}}.</w:t>
+        <w:t>techniques and is sourced through {{ faira_form.A1_8 | format_list }}, with integration into other systems occurring via {{ faira_form.A1_9 | format_list }}.</w:t>
       </w:r>
     </w:p>
     <w:p>
@@ -5271,7 +5271,7 @@
                 <w:szCs w:val="20"/>
                 <w:lang w:val="en-AU" w:eastAsia="en-AU"/>
               </w:rPr>
-              <w:t>{{faira_form.A1_1 | format_list}}</w:t>
+              <w:t>{{ faira_form.A1_1 | format_list }}</w:t>
             </w:r>
           </w:p>
         </w:tc>
@@ -5329,7 +5329,7 @@
                 <w:szCs w:val="20"/>
                 <w:lang w:val="en-AU" w:eastAsia="en-AU"/>
               </w:rPr>
-              <w:t>{{faira_form.A1_3 | format_list}}</w:t>
+              <w:t>{{ faira_form.A1_3 | format_list }}</w:t>
             </w:r>
           </w:p>
         </w:tc>
@@ -5387,7 +5387,7 @@
                 <w:szCs w:val="20"/>
                 <w:lang w:val="en-AU" w:eastAsia="en-AU"/>
               </w:rPr>
-              <w:t>{{faira_form.A1_4 | format_list}}</w:t>
+              <w:t>{{ faira_form.A1_4 | format_list }}</w:t>
             </w:r>
           </w:p>
         </w:tc>
@@ -5445,7 +5445,7 @@
                 <w:szCs w:val="20"/>
                 <w:lang w:val="en-AU" w:eastAsia="en-AU"/>
               </w:rPr>
-              <w:t>{{faira_form.A1_7 | format_list}}</w:t>
+              <w:t>{{ faira_form.A1_7 | format_list }}</w:t>
             </w:r>
           </w:p>
         </w:tc>
@@ -5503,7 +5503,7 @@
                 <w:szCs w:val="20"/>
                 <w:lang w:val="en-AU" w:eastAsia="en-AU"/>
               </w:rPr>
-              <w:t>{{faira_form.A1_8 | format_list}}</w:t>
+              <w:t>{{ faira_form.A1_8 | format_list }}</w:t>
             </w:r>
           </w:p>
         </w:tc>
@@ -5562,7 +5562,7 @@
                 <w:szCs w:val="20"/>
                 <w:lang w:val="en-AU" w:eastAsia="en-AU"/>
               </w:rPr>
-              <w:t>{{faira_form.A1_9 | format_list}}</w:t>
+              <w:t>{{ faira_form.A1_9 | format_list }}</w:t>
             </w:r>
           </w:p>
         </w:tc>
@@ -5658,7 +5658,7 @@
         <w:rPr>
           <w:lang w:val="en-AU" w:eastAsia="en-AU"/>
         </w:rPr>
-        <w:t>The AI system relies on input data that is tracked and recorded using {{faira_form.A2_1 | format_list}}.</w:t>
+        <w:t>The AI system relies on input data that is tracked and recorded using {{ faira_form.A2_1 | format_list }}.</w:t>
       </w:r>
     </w:p>
     <w:p>
@@ -5666,7 +5666,7 @@
         <w:spacing w:before="120" w:after="120"/>
       </w:pPr>
       <w:r>
-        <w:t>{%p if faira_form.A2_2 == "Yes"%}</w:t>
+        <w:t>{%p if faira_form.A2_2 == "Yes" %}</w:t>
       </w:r>
     </w:p>
     <w:p>
@@ -5674,7 +5674,7 @@
         <w:spacing w:before="120" w:after="120"/>
       </w:pPr>
       <w:r>
-        <w:t>The assessment indicates that the AI system requires data from digital or physical environmental sources. The data sources identified include {{faira_form.A2_2_sources | format_list if faira_form.A2_2_sources else "source(s) not specified"}}, and the types of data ingested include {{faira_form.A2_2_data_types | format_list if faira_form.A2_2_data_types else "type(s) not specified"}}.</w:t>
+        <w:t>The assessment indicates that the AI system requires data from digital or physical environmental sources. The data sources identified include {{ faira_form.A2_2_sources | format_list if faira_form.A2_2_sources else "source(s) not specified" }}, and the types of data ingested include {{ faira_form.A2_2_data_types | format_list if faira_form.A2_2_data_types else "type(s) not specified" }}.</w:t>
       </w:r>
     </w:p>
     <w:p>
@@ -5682,7 +5682,7 @@
         <w:spacing w:before="120" w:after="120"/>
       </w:pPr>
       <w:r>
-        <w:t>Controls enabling users or operators to limit the data collected or used by the system are described as {{faira_form.A2_2_user_limits | replace("Yes — ", "") | replace("Yes - ", "") if faira_form.A2_2_user_limits else "not specified"}}. The ability to trace ingested data back to its source is described as {{faira_form.A2_2_traceability if faira_form.A2_2_traceability else "not specified"}}, supported by traceability mechanisms including {{faira_form.A2_2_trace_mechanisms | format_list if faira_form.A2_2_trace_mechanisms else "mechanism(s) not specified"}}</w:t>
+        <w:t>Controls enabling users or operators to limit the data collected or used by the system are described as {{ faira_form.A2_2_user_limits | replace("Yes — ", "") | replace("Yes - ", "") if faira_form.A2_2_user_limits else "not specified" }}. The ability to trace ingested data back to its source is described as {{ faira_form.A2_2_traceability if faira_form.A2_2_traceability else "not specified" }}, supported by traceability mechanisms including {{ faira_form.A2_2_trace_mechanisms | format_list if faira_form.A2_2_trace_mechanisms else "mechanism(s) not specified" }}</w:t>
       </w:r>
     </w:p>
     <w:p>
@@ -5690,7 +5690,7 @@
         <w:spacing w:before="120" w:after="120"/>
       </w:pPr>
       <w:r>
-        <w:t>{%if faira_form.A2_2_notes%}. Additional notes: {{faira_form.A2_2_notes}}{%endif%}</w:t>
+        <w:t>{% if faira_form.A2_2_notes %}. Additional notes: {{ faira_form.A2_2_notes }}{% endif %}</w:t>
       </w:r>
     </w:p>
     <w:p>
@@ -5698,7 +5698,7 @@
         <w:spacing w:before="120" w:after="120"/>
       </w:pPr>
       <w:r>
-        <w:t>{%p else%}</w:t>
+        <w:t>{%p else %}</w:t>
       </w:r>
     </w:p>
     <w:p>
@@ -5714,7 +5714,7 @@
         <w:spacing w:before="120" w:after="120"/>
       </w:pPr>
       <w:r>
-        <w:t>{%p endif%}</w:t>
+        <w:t>{%p endif %}</w:t>
       </w:r>
     </w:p>
     <w:p>
@@ -5728,7 +5728,7 @@
         <w:rPr>
           <w:lang w:val="en-AU" w:eastAsia="en-AU"/>
         </w:rPr>
-        <w:t>To support data integrity and operational reliability, safeguards are implemented to detect and manage corrupted, missing, or out-of-range data inputs. These safeguards include {{faira_form.A2_3 | format_list}}.</w:t>
+        <w:t>To support data integrity and operational reliability, safeguards are implemented to detect and manage corrupted, missing, or out-of-range data inputs. These safeguards include {{ faira_form.A2_3 | format_list }}.</w:t>
       </w:r>
     </w:p>
     <w:p>
@@ -5742,7 +5742,7 @@
         <w:rPr>
           <w:lang w:val="en-AU" w:eastAsia="en-AU"/>
         </w:rPr>
-        <w:t>The types of data used by the AI system include {{faira_form.A2_4 | format_list}}, with an assessed Business Impact Level (BIL) of {{faira_form.A2_6}}. This classification provides context for the sensitivity and potential consequence of data misuse or compromise.</w:t>
+        <w:t>The types of data used by the AI system include {{ faira_form.A2_4 | format_list }}, with an assessed Business Impact Level (BIL) of {{ faira_form.A2_6 }}. This classification provides context for the sensitivity and potential consequence of data misuse or compromise.</w:t>
       </w:r>
     </w:p>
     <w:p>
@@ -5786,7 +5786,7 @@
           <w:bCs/>
           <w:lang w:eastAsia="en-AU"/>
         </w:rPr>
-        <w:t>{{faira_form.A2_5_accuracy | rating_label}}</w:t>
+        <w:t>{{ faira_form.A2_5_accuracy | rating_label }}</w:t>
       </w:r>
     </w:p>
     <w:p>
@@ -5814,7 +5814,7 @@
           <w:bCs/>
           <w:lang w:eastAsia="en-AU"/>
         </w:rPr>
-        <w:t>{{faira_form.A2_5_completeness | rating_label}}</w:t>
+        <w:t>{{ faira_form.A2_5_completeness | rating_label }}</w:t>
       </w:r>
     </w:p>
     <w:p>
@@ -5842,7 +5842,7 @@
           <w:bCs/>
           <w:lang w:eastAsia="en-AU"/>
         </w:rPr>
-        <w:t>{{faira_form.A2_5_reliability | rating_label}}</w:t>
+        <w:t>{{ faira_form.A2_5_reliability | rating_label }}</w:t>
       </w:r>
     </w:p>
     <w:p>
@@ -5872,7 +5872,7 @@
           <w:bCs/>
           <w:lang w:eastAsia="en-AU"/>
         </w:rPr>
-        <w:t>{{faira_form.A2_5_relevance | rating_label}}</w:t>
+        <w:t>{{ faira_form.A2_5_relevance | rating_label }}</w:t>
       </w:r>
     </w:p>
     <w:p>
@@ -5900,7 +5900,7 @@
           <w:bCs/>
           <w:lang w:eastAsia="en-AU"/>
         </w:rPr>
-        <w:t>{{faira_form.A2_5_timeliness | rating_label}}</w:t>
+        <w:t>{{ faira_form.A2_5_timeliness | rating_label }}</w:t>
       </w:r>
     </w:p>
     <w:p>
@@ -5914,7 +5914,7 @@
         <w:rPr>
           <w:lang w:val="en-AU" w:eastAsia="en-AU"/>
         </w:rPr>
-        <w:t>{%p if faira_form.A2_7 == "Yes"%}</w:t>
+        <w:t>{%p if faira_form.A2_7 == "Yes" %}</w:t>
       </w:r>
     </w:p>
     <w:p>
@@ -5928,7 +5928,7 @@
         <w:rPr>
           <w:lang w:val="en-AU" w:eastAsia="en-AU"/>
         </w:rPr>
-        <w:t>The AI system has been identified as using regulated or sensitive data. The categories of regulated or sensitive data involved include {{faira_form.A2_7_data_types | format_list}}.</w:t>
+        <w:t>The AI system has been identified as using regulated or sensitive data. The categories of regulated or sensitive data involved include {{ faira_form.A2_7_data_types | format_list }}.</w:t>
       </w:r>
     </w:p>
     <w:p>
@@ -5942,7 +5942,7 @@
         <w:rPr>
           <w:lang w:val="en-AU" w:eastAsia="en-AU"/>
         </w:rPr>
-        <w:t>{%p else%}</w:t>
+        <w:t>{%p else %}</w:t>
       </w:r>
     </w:p>
     <w:p>
@@ -5970,7 +5970,7 @@
         <w:rPr>
           <w:lang w:val="en-AU" w:eastAsia="en-AU"/>
         </w:rPr>
-        <w:t>{%p endif%}</w:t>
+        <w:t>{%p endif %}</w:t>
       </w:r>
     </w:p>
     <w:p>
@@ -5984,7 +5984,7 @@
         <w:rPr>
           <w:lang w:val="en-AU" w:eastAsia="en-AU"/>
         </w:rPr>
-        <w:t>{%p if faira_form.A2_8 == "Yes"%}</w:t>
+        <w:t>{%p if faira_form.A2_8 == "Yes" %}</w:t>
       </w:r>
     </w:p>
     <w:p>
@@ -5998,7 +5998,7 @@
         <w:rPr>
           <w:lang w:val="en-AU" w:eastAsia="en-AU"/>
         </w:rPr>
-        <w:t>The AI system requires user-provided inputs to operate. These inputs include {{faira_form.A2_8_types | format_list}}.</w:t>
+        <w:t>The AI system requires user-provided inputs to operate. These inputs include {{ faira_form.A2_8_types | format_list }}.</w:t>
       </w:r>
     </w:p>
     <w:p>
@@ -6012,7 +6012,7 @@
         <w:rPr>
           <w:lang w:val="en-AU" w:eastAsia="en-AU"/>
         </w:rPr>
-        <w:t>{%p else%}</w:t>
+        <w:t>{%p else %}</w:t>
       </w:r>
     </w:p>
     <w:p>
@@ -6040,7 +6040,7 @@
         <w:rPr>
           <w:lang w:val="en-AU" w:eastAsia="en-AU"/>
         </w:rPr>
-        <w:t>{%p endif%}</w:t>
+        <w:t>{%p endif %}</w:t>
       </w:r>
     </w:p>
     <w:p>
@@ -6220,7 +6220,7 @@
                 <w:sz w:val="20"/>
                 <w:szCs w:val="20"/>
               </w:rPr>
-              <w:t>{{faira_form.A2_2 if faira_form.A2_2 else "Not specified"}}</w:t>
+              <w:t>{{ faira_form.A2_2 if faira_form.A2_2 else "Not specified" }}</w:t>
             </w:r>
           </w:p>
         </w:tc>
@@ -6276,7 +6276,7 @@
                 <w:sz w:val="20"/>
                 <w:szCs w:val="20"/>
               </w:rPr>
-              <w:t>{%if faira_form.A2_2 == "Yes"%}{{faira_form.A2_2_sources | format_list if faira_form.A2_2_sources else "Not specified"}}{%else%}Not applicable{%endif%}</w:t>
+              <w:t>{% if faira_form.A2_2 == "Yes" %}{{ faira_form.A2_2_sources | format_list if faira_form.A2_2_sources else "Not specified" }}{% else %}Not applicable{% endif %}</w:t>
             </w:r>
           </w:p>
         </w:tc>
@@ -6332,7 +6332,7 @@
                 <w:sz w:val="20"/>
                 <w:szCs w:val="20"/>
               </w:rPr>
-              <w:t>{%if faira_form.A2_2 == "Yes"%}{{faira_form.A2_2_data_types | format_list if faira_form.A2_2_data_types else "Not specified"}}{%else%}Not applicable{%endif%}</w:t>
+              <w:t>{% if faira_form.A2_2 == "Yes" %}{{ faira_form.A2_2_data_types | format_list if faira_form.A2_2_data_types else "Not specified" }}{% else %}Not applicable{% endif %}</w:t>
             </w:r>
           </w:p>
         </w:tc>
@@ -6388,7 +6388,7 @@
                 <w:sz w:val="20"/>
                 <w:szCs w:val="20"/>
               </w:rPr>
-              <w:t>{%if faira_form.A2_2 == "Yes"%}{{faira_form.A2_2_user_limits if faira_form.A2_2_user_limits else "Not specified"}}{%else%}Not applicable{%endif%}</w:t>
+              <w:t>{% if faira_form.A2_2 == "Yes" %}{{ faira_form.A2_2_user_limits if faira_form.A2_2_user_limits else "Not specified" }}{% else %}Not applicable{% endif %}</w:t>
             </w:r>
           </w:p>
         </w:tc>
@@ -6444,7 +6444,7 @@
                 <w:sz w:val="20"/>
                 <w:szCs w:val="20"/>
               </w:rPr>
-              <w:t>{%if faira_form.A2_2 == "Yes"%}{{faira_form.A2_2_traceability if faira_form.A2_2_traceability else "Not specified"}}{%else%}Not applicable{%endif%}</w:t>
+              <w:t>{% if faira_form.A2_2 == "Yes" %}{{ faira_form.A2_2_traceability if faira_form.A2_2_traceability else "Not specified" }}{% else %}Not applicable{% endif %}</w:t>
             </w:r>
           </w:p>
         </w:tc>
@@ -6500,7 +6500,7 @@
                 <w:sz w:val="20"/>
                 <w:szCs w:val="20"/>
               </w:rPr>
-              <w:t>{%if faira_form.A2_2 == "Yes"%}{{faira_form.A2_2_trace_mechanisms | format_list if faira_form.A2_2_trace_mechanisms else "Not specified"}}{%else%}Not applicable{%endif%}</w:t>
+              <w:t>{% if faira_form.A2_2 == "Yes" %}{{ faira_form.A2_2_trace_mechanisms | format_list if faira_form.A2_2_trace_mechanisms else "Not specified" }}{% else %}Not applicable{% endif %}</w:t>
             </w:r>
           </w:p>
         </w:tc>
@@ -6554,7 +6554,7 @@
                 <w:sz w:val="20"/>
                 <w:szCs w:val="20"/>
               </w:rPr>
-              <w:t>{%if faira_form.A2_2 == "Yes" and faira_form.A2_2_notes%}{{faira_form.A2_2_notes}}{%else%}—{%endif%}</w:t>
+              <w:t>{% if faira_form.A2_2 == "Yes" and faira_form.A2_2_notes %}{{ faira_form.A2_2_notes }}{% else %}—{% endif %}</w:t>
             </w:r>
           </w:p>
         </w:tc>
@@ -6612,7 +6612,7 @@
                 <w:szCs w:val="20"/>
                 <w:lang w:val="en-AU" w:eastAsia="en-AU"/>
               </w:rPr>
-              <w:t>{{faira_form.A2_3 | format_list}}</w:t>
+              <w:t>{{ faira_form.A2_3 | format_list }}</w:t>
             </w:r>
           </w:p>
         </w:tc>
@@ -6670,7 +6670,7 @@
                 <w:szCs w:val="20"/>
                 <w:lang w:val="en-AU" w:eastAsia="en-AU"/>
               </w:rPr>
-              <w:t>{{faira_form.A2_4 | format_list}}</w:t>
+              <w:t>{{ faira_form.A2_4 | format_list }}</w:t>
             </w:r>
           </w:p>
         </w:tc>
@@ -6728,7 +6728,7 @@
                 <w:szCs w:val="20"/>
                 <w:lang w:val="en-AU" w:eastAsia="en-AU"/>
               </w:rPr>
-              <w:t>{{faira_form.A2_6 if faira_form.A2_6 else "Not specified"}}</w:t>
+              <w:t>{{ faira_form.A2_6 if faira_form.A2_6 else "Not specified" }}</w:t>
             </w:r>
           </w:p>
         </w:tc>
@@ -6785,7 +6785,7 @@
                 <w:szCs w:val="20"/>
                 <w:lang w:val="en-AU" w:eastAsia="en-AU"/>
               </w:rPr>
-              <w:t>{%if faira_form.A2_7 == "Yes"%}Yes — {{faira_form.A2_7_data_types | format_list}}{%endif%}</w:t>
+              <w:t>{% if faira_form.A2_7 == "Yes" %}Yes — {{ faira_form.A2_7_data_types | format_list }}{% endif %}</w:t>
             </w:r>
           </w:p>
           <w:p>
@@ -6852,7 +6852,7 @@
                 <w:szCs w:val="20"/>
                 <w:lang w:val="en-AU" w:eastAsia="en-AU"/>
               </w:rPr>
-              <w:t>{%if faira_form.A2_8 == "Yes"%}Yes — {{faira_form.A2_8_types | format_list}}{%endif%}</w:t>
+              <w:t>{% if faira_form.A2_8 == "Yes" %}Yes — {{ faira_form.A2_8_types | format_list }}{% endif %}</w:t>
             </w:r>
           </w:p>
         </w:tc>
@@ -6948,7 +6948,7 @@
         <w:rPr>
           <w:lang w:val="en-AU" w:eastAsia="en-AU"/>
         </w:rPr>
-        <w:t>The system interfaces with humans through {{faira_form.A3_1 | format_list}}. The level of expertise required to use the AI solution has been rated across multiple dimensions, including technical expertise ({{faira_form.A3_2_technical | rating_label}}), domain expertise ({{faira_form.A3_2_domain | rating_label}}), and AI literacy ({{faira_form.A3_2_ai_literacy | rating_label}}).</w:t>
+        <w:t>The system interfaces with humans through {{ faira_form.A3_1 | format_list }}. The level of expertise required to use the AI solution has been rated across multiple dimensions, including technical expertise ({{ faira_form.A3_2_technical | rating_label }}), domain expertise ({{ faira_form.A3_2_domain | rating_label }}), and AI literacy ({{ faira_form.A3_2_ai_literacy | rating_label }}).</w:t>
       </w:r>
     </w:p>
     <w:p>
@@ -6962,7 +6962,7 @@
         <w:rPr>
           <w:lang w:val="en-AU" w:eastAsia="en-AU"/>
         </w:rPr>
-        <w:t>The assessment identifies {{faira_form.A3_3 | format_list}} as groups that may be potentially impacted by the AI system.</w:t>
+        <w:t>The assessment identifies {{ faira_form.A3_3 | format_list }} as groups that may be potentially impacted by the AI system.</w:t>
       </w:r>
     </w:p>
     <w:p>
@@ -6978,7 +6978,7 @@
           <w:highlight w:val="yellow"/>
           <w:lang w:val="en-AU" w:eastAsia="en-AU"/>
         </w:rPr>
-        <w:t>{%p if "no planned notifications" in faira_form.A3_4%}</w:t>
+        <w:t>{%p if "no planned notifications" in faira_form.A3_4 %}</w:t>
       </w:r>
     </w:p>
     <w:p>
@@ -6994,7 +6994,7 @@
           <w:highlight w:val="yellow"/>
           <w:lang w:val="en-AU" w:eastAsia="en-AU"/>
         </w:rPr>
-        <w:t>Impacted parties are not currently provided with proactive notification of AI use. Existing mechanisms are limited to {{faira_form.A3_4 | reject("equalto", "no planned notifications") | format_list if faira_form.A3_4 | length &gt; 1 else "consent or acknowledgement mechanisms"}}, and the absence of broader disclosure has been identified as a governance and transparency risk.</w:t>
+        <w:t>Impacted parties are not currently provided with proactive notification of AI use. Existing mechanisms are limited to {{ faira_form.A3_4 | reject("equalto", "no planned notifications") | format_list if faira_form.A3_4 | length &gt; 1 else "consent or acknowledgement mechanisms" }}, and the absence of broader disclosure has been identified as a governance and transparency risk.</w:t>
       </w:r>
     </w:p>
     <w:p>
@@ -7010,7 +7010,7 @@
           <w:highlight w:val="yellow"/>
           <w:lang w:val="en-AU" w:eastAsia="en-AU"/>
         </w:rPr>
-        <w:t>{%p else%}</w:t>
+        <w:t>{%p else %}</w:t>
       </w:r>
     </w:p>
     <w:p>
@@ -7026,7 +7026,7 @@
           <w:highlight w:val="yellow"/>
           <w:lang w:val="en-AU" w:eastAsia="en-AU"/>
         </w:rPr>
-        <w:t>Impacted parties are informed of AI use through {{faira_form.A3_4 | format_list}}.</w:t>
+        <w:t>Impacted parties are informed of AI use through {{ faira_form.A3_4 | format_list }}.</w:t>
       </w:r>
     </w:p>
     <w:p>
@@ -7041,7 +7041,7 @@
           <w:highlight w:val="yellow"/>
           <w:lang w:val="en-AU" w:eastAsia="en-AU"/>
         </w:rPr>
-        <w:t>{%p endif%}</w:t>
+        <w:t>{%p endif %}</w:t>
       </w:r>
     </w:p>
     <w:p>
@@ -7055,7 +7055,7 @@
         <w:rPr>
           <w:lang w:val="en-AU" w:eastAsia="en-AU"/>
         </w:rPr>
-        <w:t>Expected impacts on staff have been noted as {{faira_form.A3_5a | format_list}}, with the overall severity of these impacts rated as {{faira_form.A3_5b | rating_label}}.</w:t>
+        <w:t>Expected impacts on staff have been noted as {{ faira_form.A3_5a | format_list }}, with the overall severity of these impacts rated as {{ faira_form.A3_5b | rating_label }}.</w:t>
       </w:r>
     </w:p>
     <w:p>
@@ -7069,7 +7069,7 @@
         <w:rPr>
           <w:lang w:val="en-AU" w:eastAsia="en-AU"/>
         </w:rPr>
-        <w:t>Potential impacts to impacted groups have been noted as {{faira_form.A3_6a | format_list}}, with severity rated as {{faira_form.A3_6b | severity_label}}.</w:t>
+        <w:t>Potential impacts to impacted groups have been noted as {{ faira_form.A3_6a | format_list }}, with severity rated as {{ faira_form.A3_6b | severity_label }}.</w:t>
       </w:r>
     </w:p>
     <w:tbl>
@@ -7212,7 +7212,7 @@
                 <w:szCs w:val="20"/>
                 <w:lang w:val="en-AU" w:eastAsia="en-AU"/>
               </w:rPr>
-              <w:t>{{faira_form.A3_1 | format_list}}</w:t>
+              <w:t>{{ faira_form.A3_1 | format_list }}</w:t>
             </w:r>
           </w:p>
         </w:tc>
@@ -7270,7 +7270,7 @@
                 <w:szCs w:val="20"/>
                 <w:lang w:val="en-AU" w:eastAsia="en-AU"/>
               </w:rPr>
-              <w:t>{{faira_form.A3_2_technical | rating_label}}</w:t>
+              <w:t>{{ faira_form.A3_2_technical | rating_label }}</w:t>
             </w:r>
           </w:p>
         </w:tc>
@@ -7328,7 +7328,7 @@
                 <w:szCs w:val="20"/>
                 <w:lang w:val="en-AU" w:eastAsia="en-AU"/>
               </w:rPr>
-              <w:t>{{faira_form.A3_2_domain | rating_label}}</w:t>
+              <w:t>{{ faira_form.A3_2_domain | rating_label }}</w:t>
             </w:r>
           </w:p>
         </w:tc>
@@ -7386,7 +7386,7 @@
                 <w:szCs w:val="20"/>
                 <w:lang w:val="en-AU" w:eastAsia="en-AU"/>
               </w:rPr>
-              <w:t>{{faira_form.A3_2_ai_literacy | rating_label}}</w:t>
+              <w:t>{{ faira_form.A3_2_ai_literacy | rating_label }}</w:t>
             </w:r>
           </w:p>
         </w:tc>
@@ -7444,7 +7444,7 @@
                 <w:szCs w:val="20"/>
                 <w:lang w:val="en-AU" w:eastAsia="en-AU"/>
               </w:rPr>
-              <w:t>{{faira_form.A3_3 | format_list}}</w:t>
+              <w:t>{{ faira_form.A3_3 | format_list }}</w:t>
             </w:r>
           </w:p>
         </w:tc>
@@ -7502,7 +7502,7 @@
                 <w:szCs w:val="20"/>
                 <w:lang w:val="en-AU" w:eastAsia="en-AU"/>
               </w:rPr>
-              <w:t>{{faira_form.A3_4 | format_list}}</w:t>
+              <w:t>{{ faira_form.A3_4 | format_list }}</w:t>
             </w:r>
           </w:p>
         </w:tc>
@@ -7560,7 +7560,7 @@
                 <w:szCs w:val="20"/>
                 <w:lang w:val="en-AU" w:eastAsia="en-AU"/>
               </w:rPr>
-              <w:t>{{faira_form.A3_5a | format_list}}</w:t>
+              <w:t>{{ faira_form.A3_5a | format_list }}</w:t>
             </w:r>
           </w:p>
         </w:tc>
@@ -7618,7 +7618,7 @@
                 <w:szCs w:val="20"/>
                 <w:lang w:val="en-AU" w:eastAsia="en-AU"/>
               </w:rPr>
-              <w:t>{{faira_form.A3_5b | rating_label}}</w:t>
+              <w:t>{{ faira_form.A3_5b | rating_label }}</w:t>
             </w:r>
           </w:p>
         </w:tc>
@@ -7676,7 +7676,7 @@
                 <w:szCs w:val="20"/>
                 <w:lang w:val="en-AU" w:eastAsia="en-AU"/>
               </w:rPr>
-              <w:t>{{faira_form.A3_6a | format_list}}</w:t>
+              <w:t>{{ faira_form.A3_6a | format_list }}</w:t>
             </w:r>
           </w:p>
         </w:tc>
@@ -7735,7 +7735,7 @@
                 <w:szCs w:val="20"/>
                 <w:lang w:val="en-AU" w:eastAsia="en-AU"/>
               </w:rPr>
-              <w:t>{{faira_form.A3_6b | severity_label}}</w:t>
+              <w:t>{{ faira_form.A3_6b | severity_label }}</w:t>
             </w:r>
           </w:p>
         </w:tc>
@@ -7822,7 +7822,7 @@
         <w:rPr>
           <w:lang w:val="en-AU"/>
         </w:rPr>
-        <w:t>The AI system produces {{faira_form.A4_1 | format_list}} as the primary outputs. The Business Impact Level (BIL) associated with these outputs is recorded as {{faira_form.A4_3}}, providing context for the potential consequence of unauthorised disclosure or misuse of system outputs.</w:t>
+        <w:t>The AI system produces {{ faira_form.A4_1 | format_list }} as the primary outputs. The Business Impact Level (BIL) associated with these outputs is recorded as {{ faira_form.A4_3 }}, providing context for the potential consequence of unauthorised disclosure or misuse of system outputs.</w:t>
       </w:r>
     </w:p>
     <w:p>
@@ -7836,7 +7836,7 @@
         <w:rPr>
           <w:lang w:val="en-AU"/>
         </w:rPr>
-        <w:t>{%p if faira_form.A4_2 == "Yes"%}</w:t>
+        <w:t>{%p if faira_form.A4_2 == "Yes" %}</w:t>
       </w:r>
     </w:p>
     <w:p>
@@ -7864,7 +7864,7 @@
         <w:rPr>
           <w:lang w:val="en-AU"/>
         </w:rPr>
-        <w:t>{%p else%}</w:t>
+        <w:t>{%p else %}</w:t>
       </w:r>
     </w:p>
     <w:p>
@@ -7892,7 +7892,7 @@
         <w:rPr>
           <w:lang w:val="en-AU"/>
         </w:rPr>
-        <w:t>{%p endif%}</w:t>
+        <w:t>{%p endif %}</w:t>
       </w:r>
     </w:p>
     <w:p>
@@ -7908,7 +7908,7 @@
           <w:highlight w:val="yellow"/>
           <w:lang w:val="en-AU"/>
         </w:rPr>
-        <w:t>{%p if "not currently tracked" in faira_form.A4_4%}</w:t>
+        <w:t>{%p if "not currently tracked" in faira_form.A4_4 %}</w:t>
       </w:r>
     </w:p>
     <w:p>
@@ -7924,7 +7924,7 @@
           <w:highlight w:val="yellow"/>
           <w:lang w:val="en-AU"/>
         </w:rPr>
-        <w:t>AI outputs are not consistently tracked or recorded across the system. Existing arrangements are limited to {{faira_form.A4_4 | reject("equalto", "not currently tracked") | format_list if faira_form.A4_4 | length &gt; 1 else "ad hoc or manual practices"}}, and the absence of comprehensive tracking has been identified as a governance and assurance risk.</w:t>
+        <w:t>AI outputs are not consistently tracked or recorded across the system. Existing arrangements are limited to {{ faira_form.A4_4 | reject("equalto", "not currently tracked") | format_list if faira_form.A4_4 | length &gt; 1 else "ad hoc or manual practices" }}, and the absence of comprehensive tracking has been identified as a governance and assurance risk.</w:t>
       </w:r>
     </w:p>
     <w:p>
@@ -7940,7 +7940,7 @@
           <w:highlight w:val="yellow"/>
           <w:lang w:val="en-AU"/>
         </w:rPr>
-        <w:t>{%p else%}</w:t>
+        <w:t>{%p else %}</w:t>
       </w:r>
     </w:p>
     <w:p>
@@ -7956,7 +7956,7 @@
           <w:highlight w:val="yellow"/>
           <w:lang w:val="en-AU"/>
         </w:rPr>
-        <w:t>AI outputs are tracked and recorded using {{faira_form.A4_4 | format_list}}, providing an audit trail to support review, assurance, and accountability over time.</w:t>
+        <w:t>AI outputs are tracked and recorded using {{ faira_form.A4_4 | format_list }}, providing an audit trail to support review, assurance, and accountability over time.</w:t>
       </w:r>
     </w:p>
     <w:p>
@@ -7971,7 +7971,7 @@
           <w:highlight w:val="yellow"/>
           <w:lang w:val="en-AU"/>
         </w:rPr>
-        <w:t>{%p endif%}</w:t>
+        <w:t>{%p endif %}</w:t>
       </w:r>
     </w:p>
     <w:p>
@@ -7985,7 +7985,7 @@
         <w:rPr>
           <w:lang w:val="en-AU"/>
         </w:rPr>
-        <w:t>{%p if faira_form.A4_5 == "Yes"%}</w:t>
+        <w:t>{%p if faira_form.A4_5 == "Yes" %}</w:t>
       </w:r>
     </w:p>
     <w:p>
@@ -7999,7 +7999,7 @@
         <w:rPr>
           <w:lang w:val="en-AU"/>
         </w:rPr>
-        <w:t>The assessment indicates that AI outputs may be accessible in ways that could lead to unauthorised access. Relevant scenarios include {{faira_form.A4_5_scenarios | format_list}}.</w:t>
+        <w:t>The assessment indicates that AI outputs may be accessible in ways that could lead to unauthorised access. Relevant scenarios include {{ faira_form.A4_5_scenarios | format_list }}.</w:t>
       </w:r>
     </w:p>
     <w:p>
@@ -8013,7 +8013,7 @@
         <w:rPr>
           <w:lang w:val="en-AU"/>
         </w:rPr>
-        <w:t>{%p else%}</w:t>
+        <w:t>{%p else %}</w:t>
       </w:r>
     </w:p>
     <w:p>
@@ -8041,7 +8041,7 @@
         <w:rPr>
           <w:lang w:val="en-AU"/>
         </w:rPr>
-        <w:t>{%p endif%}</w:t>
+        <w:t>{%p endif %}</w:t>
       </w:r>
     </w:p>
     <w:p>
@@ -8055,7 +8055,7 @@
         <w:rPr>
           <w:lang w:val="en-AU"/>
         </w:rPr>
-        <w:t>{%p if faira_form.A4_6 == "Yes"%}</w:t>
+        <w:t>{%p if faira_form.A4_6 == "Yes" %}</w:t>
       </w:r>
     </w:p>
     <w:p>
@@ -8069,7 +8069,7 @@
         <w:rPr>
           <w:lang w:val="en-AU"/>
         </w:rPr>
-        <w:t>The AI outputs have been identified as potentially including regulated or sensitive information. The categories of regulated or sensitive data involved include {{faira_form.A4_6_data_types | format_list}}.</w:t>
+        <w:t>The AI outputs have been identified as potentially including regulated or sensitive information. The categories of regulated or sensitive data involved include {{ faira_form.A4_6_data_types | format_list }}.</w:t>
       </w:r>
     </w:p>
     <w:p>
@@ -8083,7 +8083,7 @@
         <w:rPr>
           <w:lang w:val="en-AU"/>
         </w:rPr>
-        <w:t>{%p else%}</w:t>
+        <w:t>{%p else %}</w:t>
       </w:r>
     </w:p>
     <w:p>
@@ -8111,7 +8111,7 @@
         <w:rPr>
           <w:lang w:val="en-AU"/>
         </w:rPr>
-        <w:t>{%p endif%}</w:t>
+        <w:t>{%p endif %}</w:t>
       </w:r>
     </w:p>
     <w:p>
@@ -8119,7 +8119,7 @@
         <w:spacing w:before="120" w:after="120"/>
       </w:pPr>
       <w:r>
-        <w:t>{%p if faira_form.A4_7 == "Yes"%}</w:t>
+        <w:t>{%p if faira_form.A4_7 == "Yes" %}</w:t>
       </w:r>
     </w:p>
     <w:p>
@@ -8127,7 +8127,7 @@
         <w:spacing w:before="120" w:after="120"/>
       </w:pPr>
       <w:r>
-        <w:t>The assessment indicates that AI outputs may contain personally identifiable information (PII). The PII categories identified include {{faira_form.A4_7_pii_types | format_list if faira_form.A4_7_pii_types else "type(s) not specified"}}. Access to outputs containing PII is described as {{faira_form.A4_7_access_scope if faira_form.A4_7_access_scope else "not specified"}}. Controls limiting access to outputs containing PII include {{faira_form.A4_7_access_controls | format_list if faira_form.A4_7_access_controls else "control(s) not specified"}}.</w:t>
+        <w:t>The assessment indicates that AI outputs may contain personally identifiable information (PII). The PII categories identified include {{ faira_form.A4_7_pii_types | format_list if faira_form.A4_7_pii_types else "type(s) not specified" }}. Access to outputs containing PII is described as {{ faira_form.A4_7_access_scope if faira_form.A4_7_access_scope else "not specified" }}. Controls limiting access to outputs containing PII include {{ faira_form.A4_7_access_controls | format_list if faira_form.A4_7_access_controls else "control(s) not specified" }}.</w:t>
       </w:r>
     </w:p>
     <w:p>
@@ -8135,7 +8135,7 @@
         <w:spacing w:before="120" w:after="120"/>
       </w:pPr>
       <w:r>
-        <w:t>{%if faira_form.A4_7_notes%}. Additional notes: {{faira_form.A4_7_notes}}.</w:t>
+        <w:t>{% if faira_form.A4_7_notes %}. Additional notes: {{ faira_form.A4_7_notes }}.</w:t>
       </w:r>
     </w:p>
     <w:p>
@@ -8143,7 +8143,7 @@
         <w:spacing w:before="120" w:after="120"/>
       </w:pPr>
       <w:r>
-        <w:t>{%endif%}</w:t>
+        <w:t>{% endif %}</w:t>
       </w:r>
     </w:p>
     <w:p>
@@ -8151,7 +8151,7 @@
         <w:spacing w:before="120" w:after="120"/>
       </w:pPr>
       <w:r>
-        <w:t>{%p else%}</w:t>
+        <w:t>{%p else %}</w:t>
       </w:r>
     </w:p>
     <w:p>
@@ -8167,7 +8167,7 @@
         <w:spacing w:before="120" w:after="120"/>
       </w:pPr>
       <w:r>
-        <w:t>{%p endif%}</w:t>
+        <w:t>{%p endif %}</w:t>
       </w:r>
     </w:p>
     <w:p>
@@ -8175,7 +8175,7 @@
         <w:spacing w:before="120" w:after="120"/>
       </w:pPr>
       <w:r>
-        <w:t>{%p if faira_form.A4_8 == "Yes"%}</w:t>
+        <w:t>{%p if faira_form.A4_8 == "Yes" %}</w:t>
       </w:r>
     </w:p>
     <w:p>
@@ -8183,7 +8183,7 @@
         <w:spacing w:before="120" w:after="120"/>
       </w:pPr>
       <w:r>
-        <w:t xml:space="preserve">The assessment indicates that AI outputs may directly trigger actions with legal or regulatory effect. The types of actions identified include {{faira_form.A4_8_action_types | format_list if faira_form.A4_8_action_types else "type(s) not specified"}}. </w:t>
+        <w:t xml:space="preserve">The assessment indicates that AI outputs may directly trigger actions with legal or regulatory effect. The types of actions identified include {{ faira_form.A4_8_action_types | format_list if faira_form.A4_8_action_types else "type(s) not specified" }}. </w:t>
       </w:r>
     </w:p>
     <w:p>
@@ -8197,7 +8197,7 @@
         <w:rPr>
           <w:highlight w:val="yellow"/>
         </w:rPr>
-        <w:t>{%p if faira_form.A4_8_trigger_pathway == "automatically triggered (no human review)"%}</w:t>
+        <w:t>{%p if faira_form.A4_8_trigger_pathway == "automatically triggered (no human review)" %}</w:t>
       </w:r>
     </w:p>
     <w:p>
@@ -8225,7 +8225,7 @@
         <w:rPr>
           <w:highlight w:val="yellow"/>
         </w:rPr>
-        <w:t>{%p elif faira_form.A4_8_trigger_pathway == "automatically triggered after human approval"%}</w:t>
+        <w:t>{%p elif faira_form.A4_8_trigger_pathway == "automatically triggered after human approval" %}</w:t>
       </w:r>
     </w:p>
     <w:p>
@@ -8253,7 +8253,7 @@
         <w:rPr>
           <w:highlight w:val="yellow"/>
         </w:rPr>
-        <w:t>{%p elif faira_form.A4_8_trigger_pathway == "used as decision support (human makes final decision)"%}</w:t>
+        <w:t>{%p elif faira_form.A4_8_trigger_pathway == "used as decision support (human makes final decision)" %}</w:t>
       </w:r>
     </w:p>
     <w:p>
@@ -8281,7 +8281,7 @@
         <w:rPr>
           <w:highlight w:val="yellow"/>
         </w:rPr>
-        <w:t>{%p else%}</w:t>
+        <w:t>{%p else %}</w:t>
       </w:r>
     </w:p>
     <w:p>
@@ -8309,7 +8309,7 @@
         <w:rPr>
           <w:highlight w:val="yellow"/>
         </w:rPr>
-        <w:t>{%p endif%}</w:t>
+        <w:t>{%p endif %}</w:t>
       </w:r>
     </w:p>
     <w:p>
@@ -8317,7 +8317,7 @@
         <w:spacing w:before="120" w:after="120"/>
       </w:pPr>
       <w:r>
-        <w:t>Individuals or groups that may be affected by these actions include {{faira_form.A4_8_affected_parties | format_list if faira_form.A4_8_affected_parties else "party/parties not specified"}}. Records supporting traceability of decisions are maintained through {{faira_form.A4_8_decision_records | format_list if faira_form.A4_8_decision_records else "mechanism(s) not specified"}}.</w:t>
+        <w:t>Individuals or groups that may be affected by these actions include {{ faira_form.A4_8_affected_parties | format_list if faira_form.A4_8_affected_parties else "party/parties not specified" }}. Records supporting traceability of decisions are maintained through {{ faira_form.A4_8_decision_records | format_list if faira_form.A4_8_decision_records else "mechanism(s) not specified" }}.</w:t>
       </w:r>
     </w:p>
     <w:p>
@@ -8331,7 +8331,7 @@
         <w:rPr>
           <w:highlight w:val="yellow"/>
         </w:rPr>
-        <w:t>{%p if faira_form.A4_8_review_appeal%}</w:t>
+        <w:t>{%p if faira_form.A4_8_review_appeal %}</w:t>
       </w:r>
     </w:p>
     <w:p>
@@ -8345,7 +8345,7 @@
         <w:rPr>
           <w:highlight w:val="yellow"/>
         </w:rPr>
-        <w:t>{%if faira_form.A4_8_review_appeal == "yes — documented and operational"%}</w:t>
+        <w:t>{% if faira_form.A4_8_review_appeal == "yes — documented and operational" %}</w:t>
       </w:r>
     </w:p>
     <w:p>
@@ -8373,7 +8373,7 @@
         <w:rPr>
           <w:highlight w:val="yellow"/>
         </w:rPr>
-        <w:t>{%elif faira_form.A4_8_review_appeal == "partially — exists but not formalised"%}</w:t>
+        <w:t>{% elif faira_form.A4_8_review_appeal == "partially — exists but not formalised" %}</w:t>
       </w:r>
     </w:p>
     <w:p>
@@ -8401,7 +8401,7 @@
         <w:rPr>
           <w:highlight w:val="yellow"/>
         </w:rPr>
-        <w:t>{%elif faira_form.A4_8_review_appeal == "no"%}</w:t>
+        <w:t>{% elif faira_form.A4_8_review_appeal == "no" %}</w:t>
       </w:r>
     </w:p>
     <w:p>
@@ -8429,7 +8429,7 @@
         <w:rPr>
           <w:highlight w:val="yellow"/>
         </w:rPr>
-        <w:t>{%else%}</w:t>
+        <w:t>{% else %}</w:t>
       </w:r>
     </w:p>
     <w:p>
@@ -8457,7 +8457,7 @@
         <w:rPr>
           <w:highlight w:val="yellow"/>
         </w:rPr>
-        <w:t>{%endif%}</w:t>
+        <w:t>{% endif %}</w:t>
       </w:r>
     </w:p>
     <w:p>
@@ -8471,7 +8471,7 @@
         <w:rPr>
           <w:highlight w:val="yellow"/>
         </w:rPr>
-        <w:t>{%p endif%}</w:t>
+        <w:t>{%p endif %}</w:t>
       </w:r>
     </w:p>
     <w:p>
@@ -8485,7 +8485,7 @@
         <w:rPr>
           <w:highlight w:val="green"/>
         </w:rPr>
-        <w:t>The legal or policy basis supporting these actions includes {{faira_form.A4_8_legal_basis | format_list if faira_form.A4_8_legal_basis else "basis not specified"}}.</w:t>
+        <w:t>The legal or policy basis supporting these actions includes {{ faira_form.A4_8_legal_basis | format_list if faira_form.A4_8_legal_basis else "basis not specified" }}.</w:t>
       </w:r>
     </w:p>
     <w:p>
@@ -8499,7 +8499,7 @@
         <w:rPr>
           <w:highlight w:val="green"/>
         </w:rPr>
-        <w:t>{%if faira_form.A4_8_notes%}. Additional notes: {{faira_form.A4_8_notes}}{%endif%}</w:t>
+        <w:t>{% if faira_form.A4_8_notes %}. Additional notes: {{ faira_form.A4_8_notes }}{% endif %}</w:t>
       </w:r>
     </w:p>
     <w:p>
@@ -8513,7 +8513,7 @@
         <w:rPr>
           <w:highlight w:val="green"/>
         </w:rPr>
-        <w:t>{%p else%}</w:t>
+        <w:t>{%p else %}</w:t>
       </w:r>
     </w:p>
     <w:p>
@@ -8538,7 +8538,7 @@
         <w:rPr>
           <w:highlight w:val="green"/>
         </w:rPr>
-        <w:t>{%p endif%}</w:t>
+        <w:t>{%p endif %}</w:t>
       </w:r>
     </w:p>
     <w:tbl>
@@ -8681,7 +8681,7 @@
                 <w:szCs w:val="20"/>
                 <w:lang w:val="en-AU" w:eastAsia="en-AU"/>
               </w:rPr>
-              <w:t>{{faira_form.A4_1 | format_list}}</w:t>
+              <w:t>{{ faira_form.A4_1 | format_list }}</w:t>
             </w:r>
           </w:p>
         </w:tc>
@@ -8739,7 +8739,7 @@
                 <w:szCs w:val="20"/>
                 <w:lang w:val="en-AU" w:eastAsia="en-AU"/>
               </w:rPr>
-              <w:t>{{faira_form.A4_2 if faira_form.A4_2 else "Not specified"}}</w:t>
+              <w:t>{{ faira_form.A4_2 if faira_form.A4_2 else "Not specified" }}</w:t>
             </w:r>
           </w:p>
         </w:tc>
@@ -8797,7 +8797,7 @@
                 <w:szCs w:val="20"/>
                 <w:lang w:val="en-AU" w:eastAsia="en-AU"/>
               </w:rPr>
-              <w:t>{{faira_form.A4_3}}</w:t>
+              <w:t>{{ faira_form.A4_3 }}</w:t>
             </w:r>
           </w:p>
         </w:tc>
@@ -8855,7 +8855,7 @@
                 <w:szCs w:val="20"/>
                 <w:lang w:val="en-AU" w:eastAsia="en-AU"/>
               </w:rPr>
-              <w:t>{{faira_form.A4_4 | format_list}}</w:t>
+              <w:t>{{ faira_form.A4_4 | format_list }}</w:t>
             </w:r>
           </w:p>
         </w:tc>
@@ -8913,7 +8913,7 @@
                 <w:szCs w:val="20"/>
                 <w:lang w:val="en-AU" w:eastAsia="en-AU"/>
               </w:rPr>
-              <w:t>{%if faira_form.A4_5 == "Yes"%}Yes — {{faira_form.A4_5_scenarios | format_list}}{%endif%}</w:t>
+              <w:t>{% if faira_form.A4_5 == "Yes" %}Yes — {{ faira_form.A4_5_scenarios | format_list }}{% endif %}</w:t>
             </w:r>
           </w:p>
         </w:tc>
@@ -8971,7 +8971,7 @@
                 <w:szCs w:val="20"/>
                 <w:lang w:val="en-AU" w:eastAsia="en-AU"/>
               </w:rPr>
-              <w:t>{%if faira_form.A4_6 == "Yes"%}Yes — {{faira_form.A4_6_data_types | format_list}}{%endif%}</w:t>
+              <w:t>{% if faira_form.A4_6 == "Yes" %}Yes — {{ faira_form.A4_6_data_types | format_list }}{% endif %}</w:t>
             </w:r>
           </w:p>
         </w:tc>
@@ -9029,7 +9029,7 @@
                 <w:szCs w:val="20"/>
                 <w:lang w:val="en-AU" w:eastAsia="en-AU"/>
               </w:rPr>
-              <w:t>{{faira_form.A4_7 if faira_form.A4_7 else "Not specified"}}</w:t>
+              <w:t>{{ faira_form.A4_7 if faira_form.A4_7 else "Not specified" }}</w:t>
             </w:r>
           </w:p>
         </w:tc>
@@ -9085,7 +9085,7 @@
                 <w:sz w:val="20"/>
                 <w:szCs w:val="20"/>
               </w:rPr>
-              <w:t>{{faira_form.A4_7 if faira_form.A4_7 else "Not specified"}}</w:t>
+              <w:t>{{ faira_form.A4_7 if faira_form.A4_7 else "Not specified" }}</w:t>
             </w:r>
           </w:p>
         </w:tc>
@@ -9141,7 +9141,7 @@
                 <w:sz w:val="20"/>
                 <w:szCs w:val="20"/>
               </w:rPr>
-              <w:t>{%if faira_form.A4_7 == "Yes"%}{{faira_form.A4_7_pii_types | format_list if faira_form.A4_7_pii_types else "Not specified"}}{%else%}Not applicable{%endif%}</w:t>
+              <w:t>{% if faira_form.A4_7 == "Yes" %}{{ faira_form.A4_7_pii_types | format_list if faira_form.A4_7_pii_types else "Not specified" }}{% else %}Not applicable{% endif %}</w:t>
             </w:r>
           </w:p>
         </w:tc>
@@ -9197,7 +9197,7 @@
                 <w:sz w:val="20"/>
                 <w:szCs w:val="20"/>
               </w:rPr>
-              <w:t>{%if faira_form.A4_7 == "Yes"%}{{faira_form.A4_7_access_scope if faira_form.A4_7_access_scope else "Not specified"}}{%else%}Not applicable{%endif%}</w:t>
+              <w:t>{% if faira_form.A4_7 == "Yes" %}{{ faira_form.A4_7_access_scope if faira_form.A4_7_access_scope else "Not specified" }}{% else %}Not applicable{% endif %}</w:t>
             </w:r>
           </w:p>
         </w:tc>
@@ -9253,7 +9253,7 @@
                 <w:sz w:val="20"/>
                 <w:szCs w:val="20"/>
               </w:rPr>
-              <w:t>{%if faira_form.A4_7 == "Yes"%}{{faira_form.A4_7_access_controls | format_list if faira_form.A4_7_access_controls else "Not specified"}}{%else%}Not applicable{%endif%}</w:t>
+              <w:t>{% if faira_form.A4_7 == "Yes" %}{{ faira_form.A4_7_access_controls | format_list if faira_form.A4_7_access_controls else "Not specified" }}{% else %}Not applicable{% endif %}</w:t>
             </w:r>
           </w:p>
         </w:tc>
@@ -9307,7 +9307,7 @@
                 <w:sz w:val="20"/>
                 <w:szCs w:val="20"/>
               </w:rPr>
-              <w:t>{%if faira_form.A4_7 == "Yes" and faira_form.A4_7_notes%}{{faira_form.A4_7_notes}}{%else%}—{%endif%}</w:t>
+              <w:t>{% if faira_form.A4_7 == "Yes" and faira_form.A4_7_notes %}{{ faira_form.A4_7_notes }}{% else %}—{% endif %}</w:t>
             </w:r>
           </w:p>
         </w:tc>
@@ -9366,7 +9366,7 @@
                 <w:szCs w:val="20"/>
                 <w:lang w:val="en-AU" w:eastAsia="en-AU"/>
               </w:rPr>
-              <w:t>{{faira_form.A4_8 if faira_form.A4_8 else "Not specified"}}</w:t>
+              <w:t>{{ faira_form.A4_8 if faira_form.A4_8 else "Not specified" }}</w:t>
             </w:r>
           </w:p>
         </w:tc>
@@ -9422,7 +9422,7 @@
                 <w:sz w:val="20"/>
                 <w:szCs w:val="20"/>
               </w:rPr>
-              <w:t>{{faira_form.A4_8 if faira_form.A4_8 else "Not specified"}}</w:t>
+              <w:t>{{ faira_form.A4_8 if faira_form.A4_8 else "Not specified" }}</w:t>
             </w:r>
           </w:p>
         </w:tc>
@@ -9478,7 +9478,7 @@
                 <w:sz w:val="20"/>
                 <w:szCs w:val="20"/>
               </w:rPr>
-              <w:t>{%if faira_form.A4_8 == "Yes"%}{{faira_form.A4_8_action_types | format_list if faira_form.A4_8_action_types else "Not specified"}}{%else%}Not applicable{%endif%}</w:t>
+              <w:t>{% if faira_form.A4_8 == "Yes" %}{{ faira_form.A4_8_action_types | format_list if faira_form.A4_8_action_types else "Not specified" }}{% else %}Not applicable{% endif %}</w:t>
             </w:r>
           </w:p>
         </w:tc>
@@ -9534,7 +9534,7 @@
                 <w:sz w:val="20"/>
                 <w:szCs w:val="20"/>
               </w:rPr>
-              <w:t>{%if faira_form.A4_8 == "Yes"%}{{faira_form.A4_8_trigger_pathway if faira_form.A4_8_trigger_pathway else "Not specified"}}{%else%}Not applicable{%endif%}</w:t>
+              <w:t>{% if faira_form.A4_8 == "Yes" %}{{ faira_form.A4_8_trigger_pathway if faira_form.A4_8_trigger_pathway else "Not specified" }}{% else %}Not applicable{% endif %}</w:t>
             </w:r>
           </w:p>
         </w:tc>
@@ -9590,7 +9590,7 @@
                 <w:sz w:val="20"/>
                 <w:szCs w:val="20"/>
               </w:rPr>
-              <w:t>{%if faira_form.A4_8 == "Yes"%}{{faira_form.A4_8_affected_parties | format_list if faira_form.A4_8_affected_parties else "Not specified"}}{%else%}Not applicable{%endif%}</w:t>
+              <w:t>{% if faira_form.A4_8 == "Yes" %}{{ faira_form.A4_8_affected_parties | format_list if faira_form.A4_8_affected_parties else "Not specified" }}{% else %}Not applicable{% endif %}</w:t>
             </w:r>
           </w:p>
         </w:tc>
@@ -9646,7 +9646,7 @@
                 <w:sz w:val="20"/>
                 <w:szCs w:val="20"/>
               </w:rPr>
-              <w:t>{%if faira_form.A4_8 == "Yes"%}{{faira_form.A4_8_decision_records | format_list if faira_form.A4_8_decision_records else "Not specified"}}{%else%}Not applicable{%endif%}</w:t>
+              <w:t>{% if faira_form.A4_8 == "Yes" %}{{ faira_form.A4_8_decision_records | format_list if faira_form.A4_8_decision_records else "Not specified" }}{% else %}Not applicable{% endif %}</w:t>
             </w:r>
           </w:p>
         </w:tc>
@@ -9702,7 +9702,7 @@
                 <w:sz w:val="20"/>
                 <w:szCs w:val="20"/>
               </w:rPr>
-              <w:t>{%if faira_form.A4_8 == "Yes"%}{{faira_form.A4_8_review_appeal if faira_form.A4_8_review_appeal else "Not specified"}}{%else%}Not applicable{%endif%}</w:t>
+              <w:t>{% if faira_form.A4_8 == "Yes" %}{{ faira_form.A4_8_review_appeal if faira_form.A4_8_review_appeal else "Not specified" }}{% else %}Not applicable{% endif %}</w:t>
             </w:r>
           </w:p>
         </w:tc>
@@ -9758,7 +9758,7 @@
                 <w:sz w:val="20"/>
                 <w:szCs w:val="20"/>
               </w:rPr>
-              <w:t>{%if faira_form.A4_8 == "Yes"%}{{faira_form.A4_8_legal_basis | format_list if faira_form.A4_8_legal_basis else "Not specified"}}{%else%}Not applicable{%endif%}</w:t>
+              <w:t>{% if faira_form.A4_8 == "Yes" %}{{ faira_form.A4_8_legal_basis | format_list if faira_form.A4_8_legal_basis else "Not specified" }}{% else %}Not applicable{% endif %}</w:t>
             </w:r>
           </w:p>
         </w:tc>
@@ -9814,7 +9814,7 @@
                 <w:sz w:val="20"/>
                 <w:szCs w:val="20"/>
               </w:rPr>
-              <w:t>{%if faira_form.A4_8 == "Yes" and faira_form.A4_8_notes%}{{faira_form.A4_8_notes}}{%else%}—{%endif%}</w:t>
+              <w:t>{% if faira_form.A4_8 == "Yes" and faira_form.A4_8_notes %}{{ faira_form.A4_8_notes }}{% else %}—{% endif %}</w:t>
             </w:r>
           </w:p>
         </w:tc>
@@ -9907,7 +9907,7 @@
         <w:rPr>
           <w:lang w:val="en-AU" w:eastAsia="en-AU"/>
         </w:rPr>
-        <w:t xml:space="preserve">Accountability for decisions made using the AI system has been assigned to the {{faira_form.A5_1}}, establishing primary responsibility for oversight of AI-supported outcomes. </w:t>
+        <w:t xml:space="preserve">Accountability for decisions made using the AI system has been assigned to the {{ faira_form.A5_1 }}, establishing primary responsibility for oversight of AI-supported outcomes. </w:t>
       </w:r>
     </w:p>
     <w:p>
@@ -9915,7 +9915,7 @@
         <w:spacing w:before="120" w:after="120"/>
       </w:pPr>
       <w:r>
-        <w:t>{%p if faira_form.A5_2 == "Yes"%}</w:t>
+        <w:t>{%p if faira_form.A5_2 == "Yes" %}</w:t>
       </w:r>
     </w:p>
     <w:p>
@@ -9929,10 +9929,10 @@
         <w:rPr>
           <w:highlight w:val="yellow"/>
         </w:rPr>
-        <w:t>{{faira_form.A5_2_logged_items | format_list if faira_form.A5_2_logged_items else "item(s) not specified"}},</w:t>
-      </w:r>
-      <w:r>
-        <w:t xml:space="preserve"> using logging or record-keeping mechanisms such as {{faira_form.A5_2_logging_mechanisms | format_list if faira_form.A5_2_logging_mechanisms else "mechanism(s) not specified"}}.</w:t>
+        <w:t>{{ faira_form.A5_2_logged_items | format_list if faira_form.A5_2_logged_items else "item(s) not specified" }},</w:t>
+      </w:r>
+      <w:r>
+        <w:t xml:space="preserve"> using logging or record-keeping mechanisms such as {{ faira_form.A5_2_logging_mechanisms | format_list if faira_form.A5_2_logging_mechanisms else "mechanism(s) not specified" }}.</w:t>
       </w:r>
     </w:p>
     <w:p>
@@ -9940,7 +9940,7 @@
         <w:spacing w:before="120" w:after="120"/>
       </w:pPr>
       <w:r>
-        <w:t>Records are retained for {{faira_form.A5_2_retention if faira_form.A5_2_retention else "a period not specified"}}, with access to logs or records described as {{faira_form.A5_2_access_scope if faira_form.A5_2_access_scope else "not specified"}}</w:t>
+        <w:t>Records are retained for {{ faira_form.A5_2_retention if faira_form.A5_2_retention else "a period not specified" }}, with access to logs or records described as {{ faira_form.A5_2_access_scope if faira_form.A5_2_access_scope else "not specified" }}</w:t>
       </w:r>
     </w:p>
     <w:p>
@@ -9948,7 +9948,7 @@
         <w:spacing w:before="120" w:after="120"/>
       </w:pPr>
       <w:r>
-        <w:t>{%p if faira_form.A5_2_notes%}. Additional notes: {{faira_form.A5_2_notes}}.</w:t>
+        <w:t>{%p if faira_form.A5_2_notes %}. Additional notes: {{ faira_form.A5_2_notes }}.</w:t>
       </w:r>
     </w:p>
     <w:p>
@@ -9956,7 +9956,7 @@
         <w:spacing w:before="120" w:after="120"/>
       </w:pPr>
       <w:r>
-        <w:t>{%p endif%}</w:t>
+        <w:t>{%p endif %}</w:t>
       </w:r>
     </w:p>
     <w:p>
@@ -9964,7 +9964,7 @@
         <w:spacing w:before="120" w:after="120"/>
       </w:pPr>
       <w:r>
-        <w:t>{%p else%}</w:t>
+        <w:t>{%p else %}</w:t>
       </w:r>
     </w:p>
     <w:p>
@@ -9980,7 +9980,7 @@
         <w:spacing w:before="120" w:after="120"/>
       </w:pPr>
       <w:r>
-        <w:t>{%p endif%}</w:t>
+        <w:t>{%p endif %}</w:t>
       </w:r>
     </w:p>
     <w:p>
@@ -9994,7 +9994,7 @@
         <w:rPr>
           <w:lang w:val="en-AU" w:eastAsia="en-AU"/>
         </w:rPr>
-        <w:t>Monitoring and evaluation of the AI system are supported through {{faira_form.A5_3 | format_list}}, with monitoring activities occurring {{faira_form.A5_4}}. Responsibility for conducting monitoring and evaluation activities rests with the {{faira_form.A5_6}}.</w:t>
+        <w:t>Monitoring and evaluation of the AI system are supported through {{ faira_form.A5_3 | format_list }}, with monitoring activities occurring {{ faira_form.A5_4 }}. Responsibility for conducting monitoring and evaluation activities rests with the {{ faira_form.A5_6 }}.</w:t>
       </w:r>
     </w:p>
     <w:p>
@@ -10008,7 +10008,7 @@
         <w:rPr>
           <w:lang w:val="en-AU" w:eastAsia="en-AU"/>
         </w:rPr>
-        <w:t>{%p if faira_form.A5_5 == "Yes"%}</w:t>
+        <w:t>{%p if faira_form.A5_5 == "Yes" %}</w:t>
       </w:r>
     </w:p>
     <w:p>
@@ -10036,7 +10036,7 @@
         <w:rPr>
           <w:lang w:val="en-AU" w:eastAsia="en-AU"/>
         </w:rPr>
-        <w:t>{%p else%}</w:t>
+        <w:t>{%p else %}</w:t>
       </w:r>
     </w:p>
     <w:p>
@@ -10064,7 +10064,7 @@
         <w:rPr>
           <w:lang w:val="en-AU" w:eastAsia="en-AU"/>
         </w:rPr>
-        <w:t>{%p endif%}</w:t>
+        <w:t>{%p endif %}</w:t>
       </w:r>
     </w:p>
     <w:p>
@@ -10078,7 +10078,7 @@
         <w:rPr>
           <w:lang w:val="en-AU" w:eastAsia="en-AU"/>
         </w:rPr>
-        <w:t>Stakeholders are engaged in monitoring and evaluation activities through {{faira_form.A5_7 | format_list}}. Mechanisms for detecting undesirable or harmful outcomes associated with AI use include {{faira_form.A5_8 | format_list}}, providing context on how potential issues may be identified during operation.</w:t>
+        <w:t>Stakeholders are engaged in monitoring and evaluation activities through {{ faira_form.A5_7 | format_list }}. Mechanisms for detecting undesirable or harmful outcomes associated with AI use include {{ faira_form.A5_8 | format_list }}, providing context on how potential issues may be identified during operation.</w:t>
       </w:r>
     </w:p>
     <w:p>
@@ -10092,7 +10092,7 @@
         <w:rPr>
           <w:lang w:val="en-AU" w:eastAsia="en-AU"/>
         </w:rPr>
-        <w:t>The design and use of the AI system have been informed by the following values, principles, or organisational standards: {{faira_form.A5_9 | format_list}}.</w:t>
+        <w:t>The design and use of the AI system have been informed by the following values, principles, or organisational standards: {{ faira_form.A5_9 | format_list }}.</w:t>
       </w:r>
     </w:p>
     <w:p>
@@ -10106,7 +10106,7 @@
         <w:rPr>
           <w:lang w:val="en-AU" w:eastAsia="en-AU"/>
         </w:rPr>
-        <w:t>{%p if faira_form.A5_10 == "Yes"%}</w:t>
+        <w:t>{%p if faira_form.A5_10 == "Yes" %}</w:t>
       </w:r>
     </w:p>
     <w:p>
@@ -10148,7 +10148,7 @@
         <w:rPr>
           <w:lang w:val="en-AU" w:eastAsia="en-AU"/>
         </w:rPr>
-        <w:t xml:space="preserve"> {{faira_form.A5_10_commonwealth | format_list if faira_form.A5_10_commonwealth else "not specified"}}</w:t>
+        <w:t xml:space="preserve"> {{ faira_form.A5_10_commonwealth | format_list if faira_form.A5_10_commonwealth else "not specified" }}</w:t>
       </w:r>
     </w:p>
     <w:p>
@@ -10176,7 +10176,7 @@
         <w:rPr>
           <w:lang w:val="en-AU" w:eastAsia="en-AU"/>
         </w:rPr>
-        <w:t xml:space="preserve"> {{faira_form.A5_10_qld | format_list if faira_form.A5_10_qld else "not specified"}}</w:t>
+        <w:t xml:space="preserve"> {{ faira_form.A5_10_qld | format_list if faira_form.A5_10_qld else "not specified" }}</w:t>
       </w:r>
     </w:p>
     <w:p>
@@ -10204,7 +10204,7 @@
         <w:rPr>
           <w:lang w:val="en-AU" w:eastAsia="en-AU"/>
         </w:rPr>
-        <w:t xml:space="preserve"> {{faira_form.A5_10_sector | format_list if faira_form.A5_10_sector else "not specified"}}</w:t>
+        <w:t xml:space="preserve"> {{ faira_form.A5_10_sector | format_list if faira_form.A5_10_sector else "not specified" }}</w:t>
       </w:r>
     </w:p>
     <w:p>
@@ -10232,7 +10232,7 @@
         <w:rPr>
           <w:lang w:val="en-AU" w:eastAsia="en-AU"/>
         </w:rPr>
-        <w:t xml:space="preserve"> {{faira_form.A5_10_frameworks | format_list if faira_form.A5_10_frameworks else "not specified"}}</w:t>
+        <w:t xml:space="preserve"> {{ faira_form.A5_10_frameworks | format_list if faira_form.A5_10_frameworks else "not specified" }}</w:t>
       </w:r>
     </w:p>
     <w:p>
@@ -10246,7 +10246,7 @@
         <w:rPr>
           <w:lang w:val="en-AU" w:eastAsia="en-AU"/>
         </w:rPr>
-        <w:t>{%p if faira_form.A5_10_other%}</w:t>
+        <w:t>{%p if faira_form.A5_10_other %}</w:t>
       </w:r>
     </w:p>
     <w:p>
@@ -10274,7 +10274,7 @@
         <w:rPr>
           <w:lang w:val="en-AU" w:eastAsia="en-AU"/>
         </w:rPr>
-        <w:t xml:space="preserve"> {{faira_form.A5_10_other}}</w:t>
+        <w:t xml:space="preserve"> {{ faira_form.A5_10_other }}</w:t>
       </w:r>
     </w:p>
     <w:p>
@@ -10288,7 +10288,7 @@
         <w:rPr>
           <w:lang w:val="en-AU" w:eastAsia="en-AU"/>
         </w:rPr>
-        <w:t>{%p endif%}</w:t>
+        <w:t>{%p endif %}</w:t>
       </w:r>
     </w:p>
     <w:p>
@@ -10302,7 +10302,7 @@
         <w:rPr>
           <w:lang w:val="en-AU" w:eastAsia="en-AU"/>
         </w:rPr>
-        <w:t>{%p else%}</w:t>
+        <w:t>{%p else %}</w:t>
       </w:r>
     </w:p>
     <w:p>
@@ -10330,7 +10330,7 @@
         <w:rPr>
           <w:lang w:val="en-AU" w:eastAsia="en-AU"/>
         </w:rPr>
-        <w:t>{%p endif%}</w:t>
+        <w:t>{%p endif %}</w:t>
       </w:r>
     </w:p>
     <w:p>
@@ -10344,7 +10344,7 @@
         <w:rPr>
           <w:lang w:val="en-AU" w:eastAsia="en-AU"/>
         </w:rPr>
-        <w:t xml:space="preserve">The AI system is deployed in the following context: {{faira_form.A5_11}}. </w:t>
+        <w:t xml:space="preserve">The AI system is deployed in the following context: {{ faira_form.A5_11 }}. </w:t>
       </w:r>
     </w:p>
     <w:p>
@@ -10358,7 +10358,7 @@
         <w:rPr>
           <w:lang w:val="en-AU" w:eastAsia="en-AU"/>
         </w:rPr>
-        <w:t>Additional frameworks, standards, or governance references relevant to the system are identified as {{faira_form.A5_12 | format_list}}.</w:t>
+        <w:t>Additional frameworks, standards, or governance references relevant to the system are identified as {{ faira_form.A5_12 | format_list }}.</w:t>
       </w:r>
     </w:p>
     <w:tbl>
@@ -10501,7 +10501,7 @@
                 <w:szCs w:val="20"/>
                 <w:lang w:val="en-AU" w:eastAsia="en-AU"/>
               </w:rPr>
-              <w:t>{{faira_form.A5_1 if faira_form.A5_1 else "Not specified"}}</w:t>
+              <w:t>{{ faira_form.A5_1 if faira_form.A5_1 else "Not specified" }}</w:t>
             </w:r>
           </w:p>
         </w:tc>
@@ -10559,7 +10559,7 @@
                 <w:szCs w:val="20"/>
                 <w:lang w:val="en-AU" w:eastAsia="en-AU"/>
               </w:rPr>
-              <w:t>{%if faira_form.A5_2 == "Yes"%}</w:t>
+              <w:t>{% if faira_form.A5_2 == "Yes" %}</w:t>
             </w:r>
           </w:p>
           <w:p>
@@ -10577,7 +10577,7 @@
                 <w:szCs w:val="20"/>
                 <w:lang w:val="en-AU" w:eastAsia="en-AU"/>
               </w:rPr>
-              <w:t>• Logged: {{(faira_form.A5_2_logged_items | format_list) if faira_form.A5_2_logged_items else "not specified"}}</w:t>
+              <w:t>• Logged: {{ (faira_form.A5_2_logged_items | format_list) if faira_form.A5_2_logged_items else "not specified" }}</w:t>
             </w:r>
           </w:p>
           <w:p>
@@ -10595,7 +10595,7 @@
                 <w:szCs w:val="20"/>
                 <w:lang w:val="en-AU" w:eastAsia="en-AU"/>
               </w:rPr>
-              <w:t>• Mechanisms: {{(faira_form.A5_2_logging_mechanisms | format_list) if faira_form.A5_2_logging_mechanisms else "not specified"}}</w:t>
+              <w:t>• Mechanisms: {{ (faira_form.A5_2_logging_mechanisms | format_list) if faira_form.A5_2_logging_mechanisms else "not specified" }}</w:t>
             </w:r>
           </w:p>
           <w:p>
@@ -10613,7 +10613,7 @@
                 <w:szCs w:val="20"/>
                 <w:lang w:val="en-AU" w:eastAsia="en-AU"/>
               </w:rPr>
-              <w:t>• Retention: {{faira_form.A5_2_retention if faira_form.A5_2_retention else "not specified"}}</w:t>
+              <w:t>• Retention: {{ faira_form.A5_2_retention if faira_form.A5_2_retention else "not specified" }}</w:t>
             </w:r>
           </w:p>
           <w:p>
@@ -10631,7 +10631,7 @@
                 <w:szCs w:val="20"/>
                 <w:lang w:val="en-AU" w:eastAsia="en-AU"/>
               </w:rPr>
-              <w:t>• Access: {{faira_form.A5_2_access_scope if faira_form.A5_2_access_scope else "not specified"}}</w:t>
+              <w:t>• Access: {{ faira_form.A5_2_access_scope if faira_form.A5_2_access_scope else "not specified" }}</w:t>
             </w:r>
           </w:p>
           <w:p>
@@ -10649,7 +10649,7 @@
                 <w:szCs w:val="20"/>
                 <w:lang w:val="en-AU" w:eastAsia="en-AU"/>
               </w:rPr>
-              <w:t>• Notes: {{faira_form.A5_2_notes if faira_form.A5_2_notes else ""}}</w:t>
+              <w:t>• Notes: {{ faira_form.A5_2_notes if faira_form.A5_2_notes else "" }}</w:t>
             </w:r>
           </w:p>
           <w:p>
@@ -10667,7 +10667,7 @@
                 <w:szCs w:val="20"/>
                 <w:lang w:val="en-AU" w:eastAsia="en-AU"/>
               </w:rPr>
-              <w:t>{%elif faira_form.A5_2 == "No"%}</w:t>
+              <w:t>{% elif faira_form.A5_2 == "No" %}</w:t>
             </w:r>
           </w:p>
           <w:p>
@@ -10703,7 +10703,7 @@
                 <w:szCs w:val="20"/>
                 <w:lang w:val="en-AU" w:eastAsia="en-AU"/>
               </w:rPr>
-              <w:t>{%else%}</w:t>
+              <w:t>{% else %}</w:t>
             </w:r>
           </w:p>
           <w:p>
@@ -10739,7 +10739,7 @@
                 <w:szCs w:val="20"/>
                 <w:lang w:val="en-AU" w:eastAsia="en-AU"/>
               </w:rPr>
-              <w:t>{%endif%}</w:t>
+              <w:t>{% endif %}</w:t>
             </w:r>
           </w:p>
         </w:tc>
@@ -10797,7 +10797,7 @@
                 <w:szCs w:val="20"/>
                 <w:lang w:val="en-AU" w:eastAsia="en-AU"/>
               </w:rPr>
-              <w:t>{{faira_form.A5_3 | format_list}}</w:t>
+              <w:t>{{ faira_form.A5_3 | format_list }}</w:t>
             </w:r>
           </w:p>
         </w:tc>
@@ -10855,7 +10855,7 @@
                 <w:szCs w:val="20"/>
                 <w:lang w:val="en-AU" w:eastAsia="en-AU"/>
               </w:rPr>
-              <w:t>{{faira_form.A5_4 if faira_form.A5_4 else "Not specified"}}</w:t>
+              <w:t>{{ faira_form.A5_4 if faira_form.A5_4 else "Not specified" }}</w:t>
             </w:r>
           </w:p>
         </w:tc>
@@ -10913,7 +10913,7 @@
                 <w:szCs w:val="20"/>
                 <w:lang w:val="en-AU" w:eastAsia="en-AU"/>
               </w:rPr>
-              <w:t>{{faira_form.A5_5 if faira_form.A5_5 else "Not specified"}}</w:t>
+              <w:t>{{ faira_form.A5_5 if faira_form.A5_5 else "Not specified" }}</w:t>
             </w:r>
           </w:p>
         </w:tc>
@@ -10971,7 +10971,7 @@
                 <w:szCs w:val="20"/>
                 <w:lang w:val="en-AU" w:eastAsia="en-AU"/>
               </w:rPr>
-              <w:t>{{faira_form.A5_6 if faira_form.A5_6 else "Not specified"}}</w:t>
+              <w:t>{{ faira_form.A5_6 if faira_form.A5_6 else "Not specified" }}</w:t>
             </w:r>
           </w:p>
         </w:tc>
@@ -11029,7 +11029,7 @@
                 <w:szCs w:val="20"/>
                 <w:lang w:val="en-AU" w:eastAsia="en-AU"/>
               </w:rPr>
-              <w:t>{{faira_form.A5_7 | format_list}}</w:t>
+              <w:t>{{ faira_form.A5_7 | format_list }}</w:t>
             </w:r>
           </w:p>
         </w:tc>
@@ -11087,7 +11087,7 @@
                 <w:szCs w:val="20"/>
                 <w:lang w:val="en-AU" w:eastAsia="en-AU"/>
               </w:rPr>
-              <w:t>{{faira_form.A5_8 | format_list}}</w:t>
+              <w:t>{{ faira_form.A5_8 | format_list }}</w:t>
             </w:r>
           </w:p>
         </w:tc>
@@ -11145,7 +11145,7 @@
                 <w:szCs w:val="20"/>
                 <w:lang w:val="en-AU" w:eastAsia="en-AU"/>
               </w:rPr>
-              <w:t>{{faira_form.A5_9 | format_list}}</w:t>
+              <w:t>{{ faira_form.A5_9 | format_list }}</w:t>
             </w:r>
           </w:p>
         </w:tc>
@@ -11203,7 +11203,7 @@
                 <w:szCs w:val="20"/>
                 <w:lang w:val="en-AU" w:eastAsia="en-AU"/>
               </w:rPr>
-              <w:t>{{faira_form.A5_10 if faira_form.A5_10 else "Not specified"}}</w:t>
+              <w:t>{{ faira_form.A5_10 if faira_form.A5_10 else "Not specified" }}</w:t>
             </w:r>
           </w:p>
         </w:tc>
@@ -11261,7 +11261,7 @@
                 <w:szCs w:val="20"/>
                 <w:lang w:val="en-AU" w:eastAsia="en-AU"/>
               </w:rPr>
-              <w:t>{{faira_form.A5_11 if faira_form.A5_11 else "Not specified"}}</w:t>
+              <w:t>{{ faira_form.A5_11 if faira_form.A5_11 else "Not specified" }}</w:t>
             </w:r>
           </w:p>
         </w:tc>
@@ -11320,7 +11320,7 @@
                 <w:szCs w:val="20"/>
                 <w:lang w:val="en-AU" w:eastAsia="en-AU"/>
               </w:rPr>
-              <w:t>{{faira_form.A5_12 | format_list}}</w:t>
+              <w:t>{{ faira_form.A5_12 | format_list }}</w:t>
             </w:r>
           </w:p>
         </w:tc>
@@ -11562,7 +11562,7 @@
         <w:rPr>
           <w:lang w:val="en-AU" w:eastAsia="en-AU"/>
         </w:rPr>
-        <w:t>The assessment considers how accountability is assigned for system design, deployment, operation, and ongoing oversight, including whether roles and responsibilities are clearly documented ({{faira_form.A5_1}}), whether escalation pathways are defined ({{faira_form.A5_4}}), and whether accountability is supported by governance structures and oversight mechanisms ({{faira_form.A5_2 | format_list}}). The assessment does not assume that accountability arrangements are effective in practice, but evaluates their clarity and coherence within the system's operating context.</w:t>
+        <w:t>The assessment considers how accountability is assigned for system design, deployment, operation, and ongoing oversight, including whether roles and responsibilities are clearly documented ({{ faira_form.A5_1 }}), whether escalation pathways are defined ({{ faira_form.A5_4 }}), and whether accountability is supported by governance structures and oversight mechanisms ({{ faira_form.A5_2 | format_list }}). The assessment does not assume that accountability arrangements are effective in practice, but evaluates their clarity and coherence within the system's operating context.</w:t>
       </w:r>
     </w:p>
     <w:p>
@@ -11598,7 +11598,7 @@
           <w:bCs/>
           <w:lang w:val="en-AU" w:eastAsia="en-AU"/>
         </w:rPr>
-        <w:t>{{domain_scores.Accountability.Impact}}</w:t>
+        <w:t>{{ domain_scores.Accountability.Impact }}</w:t>
       </w:r>
       <w:r>
         <w:rPr>
@@ -11626,7 +11626,7 @@
           <w:bCs/>
           <w:lang w:val="en-AU" w:eastAsia="en-AU"/>
         </w:rPr>
-        <w:t>{{domain_scores.Accountability.Likelihood}}</w:t>
+        <w:t>{{ domain_scores.Accountability.Likelihood }}</w:t>
       </w:r>
       <w:r>
         <w:rPr>
@@ -11654,7 +11654,7 @@
           <w:bCs/>
           <w:lang w:val="en-AU" w:eastAsia="en-AU"/>
         </w:rPr>
-        <w:t>{{domain_scores.Accountability.Control_Effectiveness}}</w:t>
+        <w:t>{{ domain_scores.Accountability.Control_Effectiveness }}</w:t>
       </w:r>
       <w:r>
         <w:rPr>
@@ -11707,7 +11707,7 @@
           <w:bCs/>
           <w:lang w:val="en-AU" w:eastAsia="en-AU"/>
         </w:rPr>
-        <w:t>{{domain_scores.Accountability.Risk}}</w:t>
+        <w:t>{{ domain_scores.Accountability.Risk }}</w:t>
       </w:r>
       <w:r>
         <w:rPr>
@@ -11824,7 +11824,7 @@
         <w:rPr>
           <w:lang w:val="en-AU" w:eastAsia="en-AU"/>
         </w:rPr>
-        <w:t xml:space="preserve"> Accountability for the AI system has been {{faira_form.A5_1}}, influencing the clarity of ownership across the system lifecycle.</w:t>
+        <w:t xml:space="preserve"> Accountability for the AI system has been {{ faira_form.A5_1 }}, influencing the clarity of ownership across the system lifecycle.</w:t>
       </w:r>
     </w:p>
     <w:p>
@@ -11850,7 +11850,7 @@
         <w:rPr>
           <w:lang w:val="en-AU" w:eastAsia="en-AU"/>
         </w:rPr>
-        <w:t xml:space="preserve"> Governance or oversight bodies relevant to the system include {{faira_form.A5_2 | format_list if faira_form.A5_2 else "no explicitly defined governance bodies"}}.</w:t>
+        <w:t xml:space="preserve"> Governance or oversight bodies relevant to the system include {{ faira_form.A5_2 | format_list if faira_form.A5_2 else "no explicitly defined governance bodies" }}.</w:t>
       </w:r>
     </w:p>
     <w:p>
@@ -11876,7 +11876,7 @@
         <w:rPr>
           <w:lang w:val="en-AU" w:eastAsia="en-AU"/>
         </w:rPr>
-        <w:t xml:space="preserve"> Mechanisms for escalation or decision-making in response to issues were assessed as {{faira_form.A5_4}}.</w:t>
+        <w:t xml:space="preserve"> Mechanisms for escalation or decision-making in response to issues were assessed as {{ faira_form.A5_4 }}.</w:t>
       </w:r>
     </w:p>
     <w:p>
@@ -12738,22 +12738,22 @@
         <w:rPr>
           <w:lang w:eastAsia="en-AU"/>
         </w:rPr>
-        <w:t>The assessment considers contestability across the decision lifecycle, including whether affected parties are informed of AI involvement ({{faira_form.A3_4 | format_list}}), whether structured and accessible processes exist to challenge or review AI-supported outcomes, and the extent to which human intervention or escalation is available where outcomes are disputed ({{faira_form.B7_2}}). The assessment evaluates the presence and accessibility of these mechanisms within the system's operating context, without assuming that they are effective in practice.</w:t>
-      </w:r>
-    </w:p>
-    <w:p>
-      <w:r>
-        <w:t>{%p if faira_form.B7_1 == "Yes"%}</w:t>
-      </w:r>
-    </w:p>
-    <w:p>
-      <w:r>
-        <w:t>The assessment indicates that a defined process exists for challenging or reviewing AI-supported outcomes. Challenges or reviews may be initiated by {{faira_form.B7_1_initiators | format_list if faira_form.B7_1_initiators else "initiators not specified"}} and can be raised through {{faira_form.B7_1_channels | format_list if faira_form.B7_1_channels else "channels not specified"}}.</w:t>
-      </w:r>
-    </w:p>
-    <w:p>
-      <w:r>
-        <w:t xml:space="preserve">The review process includes {{faira_form.B7_1_review_process | format_list if faira_form.B7_1_review_process else "process details not specified"}} and is supported by information such as {{faira_form.B7_1_review_inputs | format_list if faira_form.B7_1_review_inputs else "review inputs not specified"}}. </w:t>
+        <w:t>The assessment considers contestability across the decision lifecycle, including whether affected parties are informed of AI involvement ({{ faira_form.A3_4 | format_list }}), whether structured and accessible processes exist to challenge or review AI-supported outcomes, and the extent to which human intervention or escalation is available where outcomes are disputed ({{ faira_form.B7_2 }}). The assessment evaluates the presence and accessibility of these mechanisms within the system's operating context, without assuming that they are effective in practice.</w:t>
+      </w:r>
+    </w:p>
+    <w:p>
+      <w:r>
+        <w:t>{%p if faira_form.B7_1 == "Yes" %}</w:t>
+      </w:r>
+    </w:p>
+    <w:p>
+      <w:r>
+        <w:t>The assessment indicates that a defined process exists for challenging or reviewing AI-supported outcomes. Challenges or reviews may be initiated by {{ faira_form.B7_1_initiators | format_list if faira_form.B7_1_initiators else "initiators not specified" }} and can be raised through {{ faira_form.B7_1_channels | format_list if faira_form.B7_1_channels else "channels not specified" }}.</w:t>
+      </w:r>
+    </w:p>
+    <w:p>
+      <w:r>
+        <w:t xml:space="preserve">The review process includes {{ faira_form.B7_1_review_process | format_list if faira_form.B7_1_review_process else "process details not specified" }} and is supported by information such as {{ faira_form.B7_1_review_inputs | format_list if faira_form.B7_1_review_inputs else "review inputs not specified" }}. </w:t>
       </w:r>
     </w:p>
     <w:p>
@@ -12767,7 +12767,7 @@
         <w:rPr>
           <w:highlight w:val="yellow"/>
         </w:rPr>
-        <w:t>{%p if faira_form.B7_1_outcome_change%}</w:t>
+        <w:t>{%p if faira_form.B7_1_outcome_change %}</w:t>
       </w:r>
     </w:p>
     <w:p>
@@ -12781,7 +12781,7 @@
         <w:rPr>
           <w:highlight w:val="yellow"/>
         </w:rPr>
-        <w:t>{%if faira_form.B7_1_outcome_change == "yes - decision can be reversed or amended"%}</w:t>
+        <w:t>{% if faira_form.B7_1_outcome_change == "yes - decision can be reversed or amended" %}</w:t>
       </w:r>
     </w:p>
     <w:p>
@@ -12809,7 +12809,7 @@
         <w:rPr>
           <w:highlight w:val="yellow"/>
         </w:rPr>
-        <w:t>{%elif faira_form.B7_1_outcome_change == "partially - decision can be adjusted"%}</w:t>
+        <w:t>{% elif faira_form.B7_1_outcome_change == "partially - decision can be adjusted" %}</w:t>
       </w:r>
     </w:p>
     <w:p>
@@ -12837,7 +12837,7 @@
         <w:rPr>
           <w:highlight w:val="yellow"/>
         </w:rPr>
-        <w:t>{%elif faira_form.B7_1_outcome_change == "no - decision cannot be changed"%}</w:t>
+        <w:t>{% elif faira_form.B7_1_outcome_change == "no - decision cannot be changed" %}</w:t>
       </w:r>
     </w:p>
     <w:p>
@@ -12865,7 +12865,7 @@
         <w:rPr>
           <w:highlight w:val="yellow"/>
         </w:rPr>
-        <w:t>{%else%}</w:t>
+        <w:t>{% else %}</w:t>
       </w:r>
     </w:p>
     <w:p>
@@ -12893,7 +12893,7 @@
         <w:rPr>
           <w:highlight w:val="yellow"/>
         </w:rPr>
-        <w:t>{%endif%}</w:t>
+        <w:t>{% endif %}</w:t>
       </w:r>
     </w:p>
     <w:p>
@@ -12904,7 +12904,7 @@
         <w:rPr>
           <w:highlight w:val="yellow"/>
         </w:rPr>
-        <w:t>{%p endif%}</w:t>
+        <w:t>{%p endif %}</w:t>
       </w:r>
     </w:p>
     <w:p>
@@ -12912,10 +12912,10 @@
         <w:spacing w:before="60" w:after="60"/>
       </w:pPr>
       <w:r>
-        <w:t>{%if faira_form.B7_1_describe%}.</w:t>
-      </w:r>
-      <w:r>
-        <w:t xml:space="preserve"> Additional notes: {{faira_form.B7_1_describe}}.</w:t>
+        <w:t>{% if faira_form.B7_1_describe %}.</w:t>
+      </w:r>
+      <w:r>
+        <w:t xml:space="preserve"> Additional notes: {{ faira_form.B7_1_describe }}.</w:t>
       </w:r>
     </w:p>
     <w:p>
@@ -12923,7 +12923,7 @@
         <w:spacing w:before="60" w:after="60"/>
       </w:pPr>
       <w:r>
-        <w:t>{%endif%}</w:t>
+        <w:t>{% endif %}</w:t>
       </w:r>
     </w:p>
     <w:p>
@@ -12931,7 +12931,7 @@
         <w:spacing w:before="60" w:after="60"/>
       </w:pPr>
       <w:r>
-        <w:t>{%p else%}</w:t>
+        <w:t>{%p else %}</w:t>
       </w:r>
     </w:p>
     <w:p>
@@ -12947,7 +12947,7 @@
         <w:spacing w:before="60" w:after="60"/>
       </w:pPr>
       <w:r>
-        <w:t>{%p endif%}</w:t>
+        <w:t>{%p endif %}</w:t>
       </w:r>
     </w:p>
     <w:p>
@@ -12982,7 +12982,7 @@
           <w:bCs/>
           <w:lang w:val="en-AU" w:eastAsia="en-AU"/>
         </w:rPr>
-        <w:t>{{domain_scores.Contestability.Impact}}</w:t>
+        <w:t>{{ domain_scores.Contestability.Impact }}</w:t>
       </w:r>
       <w:r>
         <w:rPr>
@@ -13010,7 +13010,7 @@
           <w:bCs/>
           <w:lang w:val="en-AU" w:eastAsia="en-AU"/>
         </w:rPr>
-        <w:t>{{domain_scores.Contestability.Likelihood}}</w:t>
+        <w:t>{{ domain_scores.Contestability.Likelihood }}</w:t>
       </w:r>
       <w:r>
         <w:rPr>
@@ -13051,13 +13051,13 @@
           <w:bCs/>
           <w:lang w:val="en-AU" w:eastAsia="en-AU"/>
         </w:rPr>
-        <w:t>{{domain_scores.Contestability.Control_Effectiveness}}</w:t>
-      </w:r>
-      <w:r>
-        <w:rPr>
-          <w:lang w:val="en-AU" w:eastAsia="en-AU"/>
-        </w:rPr>
-        <w:t xml:space="preserve">, taking into account governance arrangements, escalation mechanisms, and procedural safeguards intended to support review or appeal of outcomes which occur on a {{faira_form.A5_4}} basis. After accounting for these controls, the resulting </w:t>
+        <w:t>{{ domain_scores.Contestability.Control_Effectiveness }}</w:t>
+      </w:r>
+      <w:r>
+        <w:rPr>
+          <w:lang w:val="en-AU" w:eastAsia="en-AU"/>
+        </w:rPr>
+        <w:t xml:space="preserve">, taking into account governance arrangements, escalation mechanisms, and procedural safeguards intended to support review or appeal of outcomes which occur on a {{ faira_form.A5_4 }} basis. After accounting for these controls, the resulting </w:t>
       </w:r>
       <w:r>
         <w:rPr>
@@ -13079,7 +13079,7 @@
           <w:bCs/>
           <w:lang w:val="en-AU" w:eastAsia="en-AU"/>
         </w:rPr>
-        <w:t>{{domain_scores.Contestability.Risk}}</w:t>
+        <w:t>{{ domain_scores.Contestability.Risk }}</w:t>
       </w:r>
       <w:r>
         <w:rPr>
@@ -13208,7 +13208,7 @@
         <w:rPr>
           <w:lang w:val="en-AU" w:eastAsia="en-AU"/>
         </w:rPr>
-        <w:t xml:space="preserve"> Affected individuals are notified via {{faira_form.A3_4 | format_list}}, influencing their awareness of when AI-supported decisions may be contested.</w:t>
+        <w:t xml:space="preserve"> Affected individuals are notified via {{ faira_form.A3_4 | format_list }}, influencing their awareness of when AI-supported decisions may be contested.</w:t>
       </w:r>
     </w:p>
     <w:p>
@@ -13254,7 +13254,7 @@
           <w:highlight w:val="yellow"/>
           <w:lang w:val="en-AU" w:eastAsia="en-AU"/>
         </w:rPr>
-        <w:t>{{faira_form.B7_1_channels | format_list}}.</w:t>
+        <w:t>{{ faira_form.B7_1_channels | format_list }}.</w:t>
       </w:r>
     </w:p>
     <w:p>
@@ -13279,7 +13279,7 @@
         <w:rPr>
           <w:lang w:val="en-AU" w:eastAsia="en-AU"/>
         </w:rPr>
-        <w:t xml:space="preserve"> The expected response time for a human review or escalation for contested decisions was assessed as {{faira_form.B7_2}}.</w:t>
+        <w:t xml:space="preserve"> The expected response time for a human review or escalation for contested decisions was assessed as {{ faira_form.B7_2 }}.</w:t>
       </w:r>
     </w:p>
     <w:p>
@@ -13304,7 +13304,7 @@
         <w:rPr>
           <w:lang w:val="en-AU" w:eastAsia="en-AU"/>
         </w:rPr>
-        <w:t xml:space="preserve"> Governance or procedural arrangements were assessed as occuring on a {{faira_form.A5_4}} basis.</w:t>
+        <w:t xml:space="preserve"> Governance or procedural arrangements were assessed as occuring on a {{ faira_form.A5_4 }} basis.</w:t>
       </w:r>
     </w:p>
     <w:p>
@@ -14059,7 +14059,7 @@
                 <w:szCs w:val="20"/>
                 <w:lang w:val="en-AU" w:eastAsia="en-AU"/>
               </w:rPr>
-              <w:t>{%p if faira_form.B7_1 == "Yes"%}</w:t>
+              <w:t>{%p if faira_form.B7_1 == "Yes" %}</w:t>
             </w:r>
           </w:p>
           <w:p>
@@ -14078,7 +14078,7 @@
                 <w:szCs w:val="20"/>
                 <w:lang w:val="en-AU" w:eastAsia="en-AU"/>
               </w:rPr>
-              <w:t>• Initiators: {{(faira_form.B7_1_initiators | format_list) if faira_form.B7_1_initiators else "not specified"}}</w:t>
+              <w:t>• Initiators: {{ (faira_form.B7_1_initiators | format_list) if faira_form.B7_1_initiators else "not specified" }}</w:t>
             </w:r>
           </w:p>
           <w:p>
@@ -14097,7 +14097,7 @@
                 <w:szCs w:val="20"/>
                 <w:lang w:val="en-AU" w:eastAsia="en-AU"/>
               </w:rPr>
-              <w:t>• Channels: {{(faira_form.B7_1_channels | format_list) if faira_form.B7_1_channels else "not specified"}}</w:t>
+              <w:t>• Channels: {{ (faira_form.B7_1_channels | format_list) if faira_form.B7_1_channels else "not specified" }}</w:t>
             </w:r>
           </w:p>
           <w:p>
@@ -14116,7 +14116,7 @@
                 <w:szCs w:val="20"/>
                 <w:lang w:val="en-AU" w:eastAsia="en-AU"/>
               </w:rPr>
-              <w:t>• Review process: {{(faira_form.B7_1_review_process | format_list) if faira_form.B7_1_review_process else "not specified"}}</w:t>
+              <w:t>• Review process: {{ (faira_form.B7_1_review_process | format_list) if faira_form.B7_1_review_process else "not specified" }}</w:t>
             </w:r>
           </w:p>
           <w:p>
@@ -14135,7 +14135,7 @@
                 <w:szCs w:val="20"/>
                 <w:lang w:val="en-AU" w:eastAsia="en-AU"/>
               </w:rPr>
-              <w:t>• Review inputs: {{(faira_form.B7_1_review_inputs | format_list) if faira_form.B7_1_review_inputs else "not specified"}}</w:t>
+              <w:t>• Review inputs: {{ (faira_form.B7_1_review_inputs | format_list) if faira_form.B7_1_review_inputs else "not specified" }}</w:t>
             </w:r>
           </w:p>
           <w:p>
@@ -14154,7 +14154,7 @@
                 <w:szCs w:val="20"/>
                 <w:lang w:val="en-AU" w:eastAsia="en-AU"/>
               </w:rPr>
-              <w:t>• Outcome change: {{faira_form.B7_1_outcome_change if faira_form.B7_1_outcome_change else "not specified"}}</w:t>
+              <w:t>• Outcome change: {{ faira_form.B7_1_outcome_change if faira_form.B7_1_outcome_change else "not specified" }}</w:t>
             </w:r>
           </w:p>
           <w:p>
@@ -14173,7 +14173,7 @@
                 <w:szCs w:val="20"/>
                 <w:lang w:val="en-AU" w:eastAsia="en-AU"/>
               </w:rPr>
-              <w:t>{%p if faira_form.B7_1_describe%}</w:t>
+              <w:t>{%p if faira_form.B7_1_describe %}</w:t>
             </w:r>
           </w:p>
           <w:p>
@@ -14192,7 +14192,7 @@
                 <w:szCs w:val="20"/>
                 <w:lang w:val="en-AU" w:eastAsia="en-AU"/>
               </w:rPr>
-              <w:t>• Notes: {{faira_form.B7_1_describe}}</w:t>
+              <w:t>• Notes: {{ faira_form.B7_1_describe }}</w:t>
             </w:r>
           </w:p>
           <w:p>
@@ -14211,7 +14211,7 @@
                 <w:szCs w:val="20"/>
                 <w:lang w:val="en-AU" w:eastAsia="en-AU"/>
               </w:rPr>
-              <w:t>{%p endif%}</w:t>
+              <w:t>{%p endif %}</w:t>
             </w:r>
           </w:p>
           <w:p>
@@ -14230,7 +14230,7 @@
                 <w:szCs w:val="20"/>
                 <w:lang w:val="en-AU" w:eastAsia="en-AU"/>
               </w:rPr>
-              <w:t>{%p elif faira_form.B7_1 == "No"%}</w:t>
+              <w:t>{%p elif faira_form.B7_1 == "No" %}</w:t>
             </w:r>
           </w:p>
           <w:p>
@@ -14268,7 +14268,7 @@
                 <w:szCs w:val="20"/>
                 <w:lang w:val="en-AU" w:eastAsia="en-AU"/>
               </w:rPr>
-              <w:t>{%p else%}</w:t>
+              <w:t>{%p else %}</w:t>
             </w:r>
           </w:p>
           <w:p>
@@ -14307,7 +14307,7 @@
                 <w:szCs w:val="20"/>
                 <w:lang w:val="en-AU" w:eastAsia="en-AU"/>
               </w:rPr>
-              <w:t>{%p endif%}</w:t>
+              <w:t>{%p endif %}</w:t>
             </w:r>
           </w:p>
         </w:tc>
@@ -14581,7 +14581,7 @@
           <w:bCs/>
           <w:lang w:val="en-AU" w:eastAsia="en-AU"/>
         </w:rPr>
-        <w:t>{{domain_scores.Fairness.Impact}}</w:t>
+        <w:t>{{ domain_scores.Fairness.Impact }}</w:t>
       </w:r>
       <w:r>
         <w:rPr>
@@ -14609,13 +14609,13 @@
           <w:bCs/>
           <w:lang w:val="en-AU" w:eastAsia="en-AU"/>
         </w:rPr>
-        <w:t>{{domain_scores.Fairness.Likelihood}}</w:t>
-      </w:r>
-      <w:r>
-        <w:rPr>
-          <w:lang w:val="en-AU" w:eastAsia="en-AU"/>
-        </w:rPr>
-        <w:t>, informed by factors such as the diversity and representativeness of training data ({{faira_form.B3_2}}), the presence of identified bias risks ({{faira_form.B3_3 | format_list}}), and the degree of human oversight applied to outcomes ({{faira_form.A1_7}}).</w:t>
+        <w:t>{{ domain_scores.Fairness.Likelihood }}</w:t>
+      </w:r>
+      <w:r>
+        <w:rPr>
+          <w:lang w:val="en-AU" w:eastAsia="en-AU"/>
+        </w:rPr>
+        <w:t>, informed by factors such as the diversity and representativeness of training data ({{ faira_form.B3_2 }}), the presence of identified bias risks ({{ faira_form.B3_3 | format_list }}), and the degree of human oversight applied to outcomes ({{ faira_form.A1_7 }}).</w:t>
       </w:r>
     </w:p>
     <w:p>
@@ -14650,13 +14650,13 @@
           <w:bCs/>
           <w:lang w:val="en-AU" w:eastAsia="en-AU"/>
         </w:rPr>
-        <w:t>{{domain_scores.Fairness.Control_Effectiveness}}</w:t>
-      </w:r>
-      <w:r>
-        <w:rPr>
-          <w:lang w:val="en-AU" w:eastAsia="en-AU"/>
-        </w:rPr>
-        <w:t xml:space="preserve">, taking into account fairness testing, monitoring mechanisms, governance oversight, and processes intended to identify or mitigate bias ({{faira_form.A5_6 | format_list}}). After accounting for these controls, the resulting </w:t>
+        <w:t>{{ domain_scores.Fairness.Control_Effectiveness }}</w:t>
+      </w:r>
+      <w:r>
+        <w:rPr>
+          <w:lang w:val="en-AU" w:eastAsia="en-AU"/>
+        </w:rPr>
+        <w:t xml:space="preserve">, taking into account fairness testing, monitoring mechanisms, governance oversight, and processes intended to identify or mitigate bias ({{ faira_form.A5_6 | format_list }}). After accounting for these controls, the resulting </w:t>
       </w:r>
       <w:r>
         <w:rPr>
@@ -14678,7 +14678,7 @@
           <w:bCs/>
           <w:lang w:val="en-AU" w:eastAsia="en-AU"/>
         </w:rPr>
-        <w:t>{{domain_scores.Fairness.Risk}}</w:t>
+        <w:t>{{ domain_scores.Fairness.Risk }}</w:t>
       </w:r>
       <w:r>
         <w:rPr>
@@ -14807,7 +14807,7 @@
         <w:rPr>
           <w:lang w:val="en-AU" w:eastAsia="en-AU"/>
         </w:rPr>
-        <w:t xml:space="preserve"> Potentially impacted groups include {{faira_form.A3_3 | format_list}}, particularly where system outcomes may differ across populations.</w:t>
+        <w:t xml:space="preserve"> Potentially impacted groups include {{ faira_form.A3_3 | format_list }}, particularly where system outcomes may differ across populations.</w:t>
       </w:r>
     </w:p>
     <w:p>
@@ -14832,7 +14832,7 @@
         <w:rPr>
           <w:lang w:val="en-AU" w:eastAsia="en-AU"/>
         </w:rPr>
-        <w:t xml:space="preserve"> The assessment identified the following potential sources of bias or unfairness: {{faira_form.B3_3 | format_list if faira_form.B3_3 else "no specific bias sources identified"}}.</w:t>
+        <w:t xml:space="preserve"> The assessment identified the following potential sources of bias or unfairness: {{ faira_form.B3_3 | format_list if faira_form.B3_3 else "no specific bias sources identified" }}.</w:t>
       </w:r>
     </w:p>
     <w:p>
@@ -14857,7 +14857,7 @@
         <w:rPr>
           <w:lang w:val="en-AU" w:eastAsia="en-AU"/>
         </w:rPr>
-        <w:t xml:space="preserve"> The representativeness and quality of data used to support system decisions were assessed as {{faira_form.B3_2}}, contributing to the likelihood of fairness-related impacts.</w:t>
+        <w:t xml:space="preserve"> The representativeness and quality of data used to support system decisions were assessed as {{ faira_form.B3_2 }}, contributing to the likelihood of fairness-related impacts.</w:t>
       </w:r>
     </w:p>
     <w:p>
@@ -14882,7 +14882,7 @@
         <w:rPr>
           <w:lang w:val="en-AU" w:eastAsia="en-AU"/>
         </w:rPr>
-        <w:t xml:space="preserve"> Human review or intervention in decision-making was assessed as {{faira_form.A1_7}}, influencing the system's ability to detect and respond to unfair outcomes.</w:t>
+        <w:t xml:space="preserve"> Human review or intervention in decision-making was assessed as {{ faira_form.A1_7 }}, influencing the system's ability to detect and respond to unfair outcomes.</w:t>
       </w:r>
     </w:p>
     <w:p>
@@ -15715,7 +15715,7 @@
         <w:rPr>
           <w:lang w:val="en-AU" w:eastAsia="en-AU"/>
         </w:rPr>
-        <w:t>, reflecting the potential severity of harm should adverse outcomes occur. The assessed impact score is informed by the nature of the system's decision support functions ({{faira_form.A1_4 | format_list}}), the involvement of potentially vulnerable or public-facing groups ({{faira_form.A3_3 | format_list}}), and the use of regulated or sensitive data where applicable ({{faira_form.A2_7_data_types | format_list if faira_form.A2_7 == "Yes" else "not identified"}}).</w:t>
+        <w:t>, reflecting the potential severity of harm should adverse outcomes occur. The assessed impact score is informed by the nature of the system's decision support functions ({{ faira_form.A1_4 | format_list }}), the involvement of potentially vulnerable or public-facing groups ({{ faira_form.A3_3 | format_list }}), and the use of regulated or sensitive data where applicable ({{ faira_form.A2_7_data_types | format_list if faira_form.A2_7 == "Yes" else "not identified" }}).</w:t>
       </w:r>
     </w:p>
     <w:p>
@@ -15756,7 +15756,7 @@
         <w:rPr>
           <w:lang w:val="en-AU" w:eastAsia="en-AU"/>
         </w:rPr>
-        <w:t>, reflecting the probability that wellbeing-related impacts could materialise given the system's deployment context, degree of automation, and exposure to affected individuals. Factors contributing to likelihood include the system's interaction pathways ({{faira_form.A3_1 | format_list}}), the severity of identified impacts on affected groups ({{faira_form.A3_6b | severity_label}}), and the extent to which workforce or role impacts have been identified or remain uncertain ({{faira_form.A3_5b | rating_label}}).</w:t>
+        <w:t>, reflecting the probability that wellbeing-related impacts could materialise given the system's deployment context, degree of automation, and exposure to affected individuals. Factors contributing to likelihood include the system's interaction pathways ({{ faira_form.A3_1 | format_list }}), the severity of identified impacts on affected groups ({{ faira_form.A3_6b | severity_label }}), and the extent to which workforce or role impacts have been identified or remain uncertain ({{ faira_form.A3_5b | rating_label }}).</w:t>
       </w:r>
     </w:p>
     <w:p>
@@ -15783,7 +15783,7 @@
         <w:rPr>
           <w:lang w:val="en-AU" w:eastAsia="en-AU"/>
         </w:rPr>
-        <w:t xml:space="preserve">, based on the presence of governance oversight, monitoring arrangements, stakeholder engagement mechanisms, and pathways for detecting unintended or harmful outcomes ({{faira_form.A5_8 | format_list}}). After accounting for these controls, the resulting </w:t>
+        <w:t xml:space="preserve">, based on the presence of governance oversight, monitoring arrangements, stakeholder engagement mechanisms, and pathways for detecting unintended or harmful outcomes ({{ faira_form.A5_8 | format_list }}). After accounting for these controls, the resulting </w:t>
       </w:r>
       <w:r>
         <w:rPr>
@@ -15934,7 +15934,7 @@
         <w:rPr>
           <w:lang w:val="en-AU" w:eastAsia="en-AU"/>
         </w:rPr>
-        <w:t xml:space="preserve"> The system may impact {{faira_form.A3_3 | format_list}}, including groups that may require additional safeguards due to age, vulnerability, or limited ability to contest outcomes.</w:t>
+        <w:t xml:space="preserve"> The system may impact {{ faira_form.A3_3 | format_list }}, including groups that may require additional safeguards due to age, vulnerability, or limited ability to contest outcomes.</w:t>
       </w:r>
     </w:p>
     <w:p>
@@ -15959,7 +15959,7 @@
         <w:rPr>
           <w:lang w:val="en-AU" w:eastAsia="en-AU"/>
         </w:rPr>
-        <w:t xml:space="preserve"> Identified impacts include {{faira_form.A3_6a | format_list}}, with a severity rating of {{faira_form.A3_6b | severity_label}}.</w:t>
+        <w:t xml:space="preserve"> Identified impacts include {{ faira_form.A3_6a | format_list }}, with a severity rating of {{ faira_form.A3_6b | severity_label }}.</w:t>
       </w:r>
     </w:p>
     <w:p>
@@ -15984,7 +15984,7 @@
         <w:rPr>
           <w:lang w:val="en-AU" w:eastAsia="en-AU"/>
         </w:rPr>
-        <w:t xml:space="preserve"> Potential staff-related impacts have been identified as {{faira_form.A3_5a | format_list}}, with overall severity assessed as {{faira_form.A3_5b | rating_label}}. Where impacts are uncertain, this contributes to residual risk due to the potential for unanticipated consequences over time.</w:t>
+        <w:t xml:space="preserve"> Potential staff-related impacts have been identified as {{ faira_form.A3_5a | format_list }}, with overall severity assessed as {{ faira_form.A3_5b | rating_label }}. Where impacts are uncertain, this contributes to residual risk due to the potential for unanticipated consequences over time.</w:t>
       </w:r>
     </w:p>
     <w:p>
@@ -16829,7 +16829,7 @@
         <w:rPr>
           <w:lang w:val="en-AU" w:eastAsia="en-AU"/>
         </w:rPr>
-        <w:t>The assessment considers how values are articulated, embedded, and operationalised within the system's design and governance arrangements. This includes the presence of documented principles ({{faira_form.B2_1 | format_list}}), the degree to which these principles inform decision-making and system behaviour ({{faira_form.B2_2}}), and whether value alignment is reinforced through governance, training, or oversight mechanisms ({{faira_form.A5_9 | format_list}}). The assessment does not assume intent or outcome, but evaluates the extent to which human-centred considerations are systematically addressed.</w:t>
+        <w:t>The assessment considers how values are articulated, embedded, and operationalised within the system's design and governance arrangements. This includes the presence of documented principles ({{ faira_form.B2_1 | format_list }}), the degree to which these principles inform decision-making and system behaviour ({{ faira_form.B2_2 }}), and whether value alignment is reinforced through governance, training, or oversight mechanisms ({{ faira_form.A5_9 | format_list }}). The assessment does not assume intent or outcome, but evaluates the extent to which human-centred considerations are systematically addressed.</w:t>
       </w:r>
     </w:p>
     <w:p>
@@ -17076,7 +17076,7 @@
         <w:rPr>
           <w:lang w:val="en-AU" w:eastAsia="en-AU"/>
         </w:rPr>
-        <w:t xml:space="preserve"> Human-centred or ethical principles identified for the system include {{faira_form.B2_1 | format_list}}.</w:t>
+        <w:t xml:space="preserve"> Human-centred or ethical principles identified for the system include {{ faira_form.B2_1 | format_list }}.</w:t>
       </w:r>
     </w:p>
     <w:p>
@@ -17101,7 +17101,7 @@
         <w:rPr>
           <w:lang w:val="en-AU" w:eastAsia="en-AU"/>
         </w:rPr>
-        <w:t xml:space="preserve"> The extent to which these principles are reflected in system design and decision-making has been assessed as {{faira_form.B2_2}}.</w:t>
+        <w:t xml:space="preserve"> The extent to which these principles are reflected in system design and decision-making has been assessed as {{ faira_form.B2_2 }}.</w:t>
       </w:r>
     </w:p>
     <w:p>
@@ -17126,7 +17126,7 @@
         <w:rPr>
           <w:lang w:val="en-AU" w:eastAsia="en-AU"/>
         </w:rPr>
-        <w:t xml:space="preserve"> Mechanisms supporting ethical alignment include {{faira_form.A5_9 | format_list if faira_form.A5_9 else "no explicitly defined reinforcement mechanisms"}}.</w:t>
+        <w:t xml:space="preserve"> Mechanisms supporting ethical alignment include {{ faira_form.A5_9 | format_list if faira_form.A5_9 else "no explicitly defined reinforcement mechanisms" }}.</w:t>
       </w:r>
     </w:p>
     <w:p>
@@ -18028,7 +18028,7 @@
         <w:rPr>
           <w:lang w:val="en-AU" w:eastAsia="en-AU"/>
         </w:rPr>
-        <w:t>, informed by factors such as the types of data processed ({{faira_form.A2_7_data_types | format_list if faira_form.A2_7 == "Yes" else "no regulated or sensitive data identified"}}), data access pathways ({{faira_form.A2_4 | format_list}}), and exposure arising from system integration or deployment context ({{faira_form.A1_9 | format_list}}).</w:t>
+        <w:t>, informed by factors such as the types of data processed ({{ faira_form.A2_7_data_types | format_list if faira_form.A2_7 == "Yes" else "no regulated or sensitive data identified" }}), data access pathways ({{ faira_form.A2_4 | format_list }}), and exposure arising from system integration or deployment context ({{ faira_form.A1_9 | format_list }}).</w:t>
       </w:r>
     </w:p>
     <w:p>
@@ -18055,7 +18055,7 @@
         <w:rPr>
           <w:lang w:val="en-AU" w:eastAsia="en-AU"/>
         </w:rPr>
-        <w:t xml:space="preserve">, taking into account security safeguards, access controls, data governance practices, and monitoring mechanisms intended to prevent, detect, or respond to privacy or security incidents ({{faira_form.A5_3 | format_list}}). After accounting for these controls, the resulting </w:t>
+        <w:t xml:space="preserve">, taking into account security safeguards, access controls, data governance practices, and monitoring mechanisms intended to prevent, detect, or respond to privacy or security incidents ({{ faira_form.A5_3 | format_list }}). After accounting for these controls, the resulting </w:t>
       </w:r>
       <w:r>
         <w:rPr>
@@ -18206,7 +18206,7 @@
         <w:rPr>
           <w:lang w:val="en-AU" w:eastAsia="en-AU"/>
         </w:rPr>
-        <w:t xml:space="preserve"> The system processes {{faira_form.A2_7_data_types | format_list if faira_form.A2_7 == "Yes" else "no regulated or sensitive data types"}}, influencing the potential impact of privacy or security incidents.</w:t>
+        <w:t xml:space="preserve"> The system processes {{ faira_form.A2_7_data_types | format_list if faira_form.A2_7 == "Yes" else "no regulated or sensitive data types" }}, influencing the potential impact of privacy or security incidents.</w:t>
       </w:r>
     </w:p>
     <w:p>
@@ -18231,7 +18231,7 @@
         <w:rPr>
           <w:lang w:val="en-AU" w:eastAsia="en-AU"/>
         </w:rPr>
-        <w:t xml:space="preserve"> Data access pathways include {{faira_form.A2_4 | format_list}}, which affect exposure and control requirements.</w:t>
+        <w:t xml:space="preserve"> Data access pathways include {{ faira_form.A2_4 | format_list }}, which affect exposure and control requirements.</w:t>
       </w:r>
     </w:p>
     <w:p>
@@ -18256,7 +18256,7 @@
         <w:rPr>
           <w:lang w:val="en-AU" w:eastAsia="en-AU"/>
         </w:rPr>
-        <w:t xml:space="preserve"> Integration with other systems or services ({{faira_form.A1_9 | format_list}}) may introduce additional privacy or security dependencies.</w:t>
+        <w:t xml:space="preserve"> Integration with other systems or services ({{ faira_form.A1_9 | format_list }}) may introduce additional privacy or security dependencies.</w:t>
       </w:r>
     </w:p>
     <w:p>
@@ -18281,7 +18281,7 @@
         <w:rPr>
           <w:lang w:val="en-AU" w:eastAsia="en-AU"/>
         </w:rPr>
-        <w:t xml:space="preserve"> Privacy and security controls identified include {{faira_form.A5_3 | format_list if faira_form.A5_3 else "no explicitly defined safeguards"}}, contributing to overall control effectiveness.</w:t>
+        <w:t xml:space="preserve"> Privacy and security controls identified include {{ faira_form.A5_3 | format_list if faira_form.A5_3 else "no explicitly defined safeguards" }}, contributing to overall control effectiveness.</w:t>
       </w:r>
     </w:p>
     <w:p>
@@ -19099,7 +19099,7 @@
         <w:rPr>
           <w:lang w:val="en-AU" w:eastAsia="en-AU"/>
         </w:rPr>
-        <w:t>The assessment considers reliability and safety risks arising from system design, deployment context, and operational dependencies. This includes the degree of automation applied to decisions ({{faira_form.A1_6}}), the criticality of decisions supported by the system ({{faira_form.A1_4 | format_list}}), the presence of safeguards to prevent or detect erroneous inputs or outputs ({{faira_form.A2_3 | format_list}}), and the extent to which human oversight or intervention is available when system behaviour deviates from expectations ({{faira_form.A1_7 | format_list}}).</w:t>
+        <w:t>The assessment considers reliability and safety risks arising from system design, deployment context, and operational dependencies. This includes the degree of automation applied to decisions ({{ faira_form.A1_6 }}), the criticality of decisions supported by the system ({{ faira_form.A1_4 | format_list }}), the presence of safeguards to prevent or detect erroneous inputs or outputs ({{ faira_form.A2_3 | format_list }}), and the extent to which human oversight or intervention is available when system behaviour deviates from expectations ({{ faira_form.A1_7 | format_list }}).</w:t>
       </w:r>
     </w:p>
     <w:p>
@@ -19168,7 +19168,7 @@
         <w:rPr>
           <w:lang w:val="en-AU" w:eastAsia="en-AU"/>
         </w:rPr>
-        <w:t>, informed by factors such as system autonomy, integration with other systems or processes ({{faira_form.A1_9 | format_list}}), monitoring arrangements ({{faira_form.A5_3 | format_list}}), and the operating environment in which the system is deployed.</w:t>
+        <w:t>, informed by factors such as system autonomy, integration with other systems or processes ({{ faira_form.A1_9 | format_list }}), monitoring arrangements ({{ faira_form.A5_3 | format_list }}), and the operating environment in which the system is deployed.</w:t>
       </w:r>
     </w:p>
     <w:p>
@@ -19195,7 +19195,7 @@
         <w:rPr>
           <w:lang w:val="en-AU" w:eastAsia="en-AU"/>
         </w:rPr>
-        <w:t xml:space="preserve">, taking into account testing practices, monitoring mechanisms, incident detection processes, and escalation pathways intended to identify or respond to failures or unsafe outcomes ({{faira_form.A5_6 | format_list}}). After accounting for these controls, the resulting </w:t>
+        <w:t xml:space="preserve">, taking into account testing practices, monitoring mechanisms, incident detection processes, and escalation pathways intended to identify or respond to failures or unsafe outcomes ({{ faira_form.A5_6 | format_list }}). After accounting for these controls, the resulting </w:t>
       </w:r>
       <w:r>
         <w:rPr>
@@ -19346,7 +19346,7 @@
         <w:rPr>
           <w:lang w:val="en-AU" w:eastAsia="en-AU"/>
         </w:rPr>
-        <w:t xml:space="preserve"> The system supports decisions related to {{faira_form.A1_4 | format_list}}, influencing the potential impact of reliability or safety failures.</w:t>
+        <w:t xml:space="preserve"> The system supports decisions related to {{ faira_form.A1_4 | format_list }}, influencing the potential impact of reliability or safety failures.</w:t>
       </w:r>
     </w:p>
     <w:p>
@@ -19396,7 +19396,7 @@
           <w:highlight w:val="yellow"/>
           <w:lang w:eastAsia="en-AU"/>
         </w:rPr>
-        <w:t>{{faira_form.A1_6_actions | format_list}}</w:t>
+        <w:t>{{ faira_form.A1_6_actions | format_list }}</w:t>
       </w:r>
       <w:r>
         <w:rPr>
@@ -19434,7 +19434,7 @@
         <w:rPr>
           <w:lang w:val="en-AU" w:eastAsia="en-AU"/>
         </w:rPr>
-        <w:t xml:space="preserve"> Safeguards to prevent or detect erroneous inputs or outputs were assessed as {{faira_form.A2_3 | format_list}}, alongside monitoring mechanisms including {{faira_form.A5_3 | format_list if faira_form.A5_3 else "no explicitly defined monitoring mechanisms"}}.</w:t>
+        <w:t xml:space="preserve"> Safeguards to prevent or detect erroneous inputs or outputs were assessed as {{ faira_form.A2_3 | format_list }}, alongside monitoring mechanisms including {{ faira_form.A5_3 | format_list if faira_form.A5_3 else "no explicitly defined monitoring mechanisms" }}.</w:t>
       </w:r>
     </w:p>
     <w:p>
@@ -19459,7 +19459,7 @@
         <w:rPr>
           <w:lang w:val="en-AU" w:eastAsia="en-AU"/>
         </w:rPr>
-        <w:t xml:space="preserve"> The availability of human review or intervention in response to unexpected system behaviour was assessed as {{faira_form.A1_7 | format_list}}.</w:t>
+        <w:t xml:space="preserve"> The availability of human review or intervention in response to unexpected system behaviour was assessed as {{ faira_form.A1_7 | format_list }}.</w:t>
       </w:r>
     </w:p>
     <w:p>
@@ -20376,7 +20376,7 @@
         <w:rPr>
           <w:lang w:val="en-AU" w:eastAsia="en-AU"/>
         </w:rPr>
-        <w:t>, informed by factors such as the availability of explanations ({{faira_form.B6_1 | rating_label}}), the clarity and usefulness of those explanations ({{faira_form.B6_2 | rating_label}}), and whether affected individuals are informed about the use of AI in decision-making ({{faira_form.A3_4 | format_list}}).</w:t>
+        <w:t>, informed by factors such as the availability of explanations ({{ faira_form.B6_1 | rating_label }}), the clarity and usefulness of those explanations ({{ faira_form.B6_2 | rating_label }}), and whether affected individuals are informed about the use of AI in decision-making ({{ faira_form.A3_4 | format_list }}).</w:t>
       </w:r>
     </w:p>
     <w:p>
@@ -20384,7 +20384,7 @@
         <w:spacing w:before="60" w:after="60"/>
       </w:pPr>
       <w:r>
-        <w:t>{%p if faira_form.B6_3 == "Yes"%}</w:t>
+        <w:t>{%p if faira_form.B6_3 == "Yes" %}</w:t>
       </w:r>
     </w:p>
     <w:p>
@@ -20392,7 +20392,7 @@
         <w:spacing w:before="60" w:after="60"/>
       </w:pPr>
       <w:r>
-        <w:t>The assessment indicates that users and/or affected individuals are informed that AI is being used. The groups informed include {{faira_form.B6_3_audience | format_list if faira_form.B6_3_audience else "audience not specified"}}. Disclosure is provided through {{faira_form.B6_3_methods | format_list if faira_form.B6_3_methods else "method(s) not specified"}} and occurs {{faira_form.B6_3_timing if faira_form.B6_3_timing else "at a time not specified"}}.</w:t>
+        <w:t>The assessment indicates that users and/or affected individuals are informed that AI is being used. The groups informed include {{ faira_form.B6_3_audience | format_list if faira_form.B6_3_audience else "audience not specified" }}. Disclosure is provided through {{ faira_form.B6_3_methods | format_list if faira_form.B6_3_methods else "method(s) not specified" }} and occurs {{ faira_form.B6_3_timing if faira_form.B6_3_timing else "at a time not specified" }}.</w:t>
       </w:r>
     </w:p>
     <w:p>
@@ -20400,7 +20400,7 @@
         <w:spacing w:before="60" w:after="60"/>
       </w:pPr>
       <w:r>
-        <w:t>Information provided as part of the disclosure includes {{faira_form.B6_3_information_provided | format_list if faira_form.B6_3_information_provided else "information not specified"}}{%if faira_form.B6_3_notes%}. Additional notes: {{faira_form.B6_3_notes}}{%endif%}.</w:t>
+        <w:t>Information provided as part of the disclosure includes {{ faira_form.B6_3_information_provided | format_list if faira_form.B6_3_information_provided else "information not specified" }}{% if faira_form.B6_3_notes %}. Additional notes: {{ faira_form.B6_3_notes }}{% endif %}.</w:t>
       </w:r>
     </w:p>
     <w:p>
@@ -20408,7 +20408,7 @@
         <w:spacing w:before="60" w:after="60"/>
       </w:pPr>
       <w:r>
-        <w:t>{%p else%}</w:t>
+        <w:t>{%p else %}</w:t>
       </w:r>
     </w:p>
     <w:p>
@@ -20424,7 +20424,7 @@
         <w:spacing w:before="60" w:after="60"/>
       </w:pPr>
       <w:r>
-        <w:t>{%p endif%}</w:t>
+        <w:t>{%p endif %}</w:t>
       </w:r>
     </w:p>
     <w:p>
@@ -20432,7 +20432,7 @@
         <w:spacing w:before="60" w:after="60"/>
       </w:pPr>
       <w:r>
-        <w:t>{%p if faira_form.B6_4 == "Yes"%}</w:t>
+        <w:t>{%p if faira_form.B6_4 == "Yes" %}</w:t>
       </w:r>
     </w:p>
     <w:p>
@@ -20440,7 +20440,7 @@
         <w:spacing w:before="60" w:after="60"/>
       </w:pPr>
       <w:r>
-        <w:t>The assessment indicates that meaningful explanations of AI-supported outcomes can be provided to users and/or affected individuals. Explanations are available to {{faira_form.B6_4_audience | format_list if faira_form.B6_4_audience else "audience not specified"}} and are delivered through {{faira_form.B6_4_explanation_methods | format_list if faira_form.B6_4_explanation_methods else "method(s) not specified"}}.</w:t>
+        <w:t>The assessment indicates that meaningful explanations of AI-supported outcomes can be provided to users and/or affected individuals. Explanations are available to {{ faira_form.B6_4_audience | format_list if faira_form.B6_4_audience else "audience not specified" }} and are delivered through {{ faira_form.B6_4_explanation_methods | format_list if faira_form.B6_4_explanation_methods else "method(s) not specified" }}.</w:t>
       </w:r>
     </w:p>
     <w:p>
@@ -20448,7 +20448,7 @@
         <w:spacing w:before="60" w:after="60"/>
       </w:pPr>
       <w:r>
-        <w:t xml:space="preserve">Explanations are available {{faira_form.B6_4_timing if faira_form.B6_4_timing else "at a time not specified"}} and include information such as {{faira_form.B6_4_explanation_content | format_list if faira_form.B6_4_explanation_content else "content not specified"}}. </w:t>
+        <w:t xml:space="preserve">Explanations are available {{ faira_form.B6_4_timing if faira_form.B6_4_timing else "at a time not specified" }} and include information such as {{ faira_form.B6_4_explanation_content | format_list if faira_form.B6_4_explanation_content else "content not specified" }}. </w:t>
       </w:r>
     </w:p>
     <w:p>
@@ -20462,7 +20462,7 @@
         <w:rPr>
           <w:highlight w:val="yellow"/>
         </w:rPr>
-        <w:t>{%p%}</w:t>
+        <w:t>{%p %}</w:t>
       </w:r>
     </w:p>
     <w:p>
@@ -20476,7 +20476,7 @@
         <w:rPr>
           <w:highlight w:val="yellow"/>
         </w:rPr>
-        <w:t>The accessibility of explanations to non-technical audiences is described as {{faira_form.B6_4_accessibility if faira_form.B6_4_accessibility else "not specified"}}.</w:t>
+        <w:t>The accessibility of explanations to non-technical audiences is described as {{ faira_form.B6_4_accessibility if faira_form.B6_4_accessibility else "not specified" }}.</w:t>
       </w:r>
     </w:p>
     <w:p>
@@ -20490,7 +20490,7 @@
         <w:rPr>
           <w:highlight w:val="yellow"/>
         </w:rPr>
-        <w:t>{%p%}</w:t>
+        <w:t>{%p %}</w:t>
       </w:r>
     </w:p>
     <w:p>
@@ -20504,7 +20504,7 @@
         <w:rPr>
           <w:highlight w:val="yellow"/>
         </w:rPr>
-        <w:t>{%p if faira_form.B6_4_limitations_disclosed == "yes - clearly communicated"%}</w:t>
+        <w:t>{%p if faira_form.B6_4_limitations_disclosed == "yes - clearly communicated" %}</w:t>
       </w:r>
     </w:p>
     <w:p>
@@ -20532,7 +20532,7 @@
         <w:rPr>
           <w:highlight w:val="yellow"/>
         </w:rPr>
-        <w:t>{%p endif%}</w:t>
+        <w:t>{%p endif %}</w:t>
       </w:r>
     </w:p>
     <w:p>
@@ -20546,7 +20546,7 @@
         <w:rPr>
           <w:highlight w:val="yellow"/>
         </w:rPr>
-        <w:t>{%p if faira_form.B6_4_limitations_disclosed == "partially — mentioned but not consistently"%}</w:t>
+        <w:t>{%p if faira_form.B6_4_limitations_disclosed == "partially — mentioned but not consistently" %}</w:t>
       </w:r>
     </w:p>
     <w:p>
@@ -20574,7 +20574,7 @@
         <w:rPr>
           <w:highlight w:val="yellow"/>
         </w:rPr>
-        <w:t>{%p endif%}</w:t>
+        <w:t>{%p endif %}</w:t>
       </w:r>
     </w:p>
     <w:p>
@@ -20588,7 +20588,7 @@
         <w:rPr>
           <w:highlight w:val="yellow"/>
         </w:rPr>
-        <w:t>{%p if faira_form.B6_4_limitations_disclosed == "no"%}</w:t>
+        <w:t>{%p if faira_form.B6_4_limitations_disclosed == "no" %}</w:t>
       </w:r>
     </w:p>
     <w:p>
@@ -20616,7 +20616,7 @@
         <w:rPr>
           <w:highlight w:val="yellow"/>
         </w:rPr>
-        <w:t>{%p endif%}</w:t>
+        <w:t>{%p endif %}</w:t>
       </w:r>
     </w:p>
     <w:p>
@@ -20630,7 +20630,7 @@
         <w:rPr>
           <w:highlight w:val="yellow"/>
         </w:rPr>
-        <w:t>{%p if faira_form.B6_4_limitations_disclosed == "unknown / not specified"%}</w:t>
+        <w:t>{%p if faira_form.B6_4_limitations_disclosed == "unknown / not specified" %}</w:t>
       </w:r>
     </w:p>
     <w:p>
@@ -20655,7 +20655,7 @@
         <w:rPr>
           <w:highlight w:val="yellow"/>
         </w:rPr>
-        <w:t>{%p endif%}</w:t>
+        <w:t>{%p endif %}</w:t>
       </w:r>
     </w:p>
     <w:p>
@@ -20663,7 +20663,7 @@
         <w:spacing w:before="60" w:after="60"/>
       </w:pPr>
       <w:r>
-        <w:t>{%if faira_form.B6_4_notes%}. Additional notes: {{faira_form.B6_4_notes}}{%endif%}.</w:t>
+        <w:t>{% if faira_form.B6_4_notes %}. Additional notes: {{ faira_form.B6_4_notes }}{% endif %}.</w:t>
       </w:r>
     </w:p>
     <w:p>
@@ -20671,7 +20671,7 @@
         <w:spacing w:before="60" w:after="60"/>
       </w:pPr>
       <w:r>
-        <w:t>{%p else%}</w:t>
+        <w:t>{%p else %}</w:t>
       </w:r>
     </w:p>
     <w:p>
@@ -20687,7 +20687,7 @@
         <w:spacing w:before="60" w:after="60"/>
       </w:pPr>
       <w:r>
-        <w:t>{%p endif%}</w:t>
+        <w:t>{%p endif %}</w:t>
       </w:r>
     </w:p>
     <w:p>
@@ -20877,7 +20877,7 @@
         <w:rPr>
           <w:lang w:val="en-AU" w:eastAsia="en-AU"/>
         </w:rPr>
-        <w:t xml:space="preserve"> Explanations of system behaviour or outcomes are assessed as {{faira_form.B6_1 | rating_label}}, influencing stakeholders' ability to understand AI-supported decisions.</w:t>
+        <w:t xml:space="preserve"> Explanations of system behaviour or outcomes are assessed as {{ faira_form.B6_1 | rating_label }}, influencing stakeholders' ability to understand AI-supported decisions.</w:t>
       </w:r>
     </w:p>
     <w:p>
@@ -20902,7 +20902,7 @@
         <w:rPr>
           <w:lang w:val="en-AU" w:eastAsia="en-AU"/>
         </w:rPr>
-        <w:t xml:space="preserve"> The clarity and practical usefulness of explanations were assessed as {{faira_form.B6_2 | rating_label}}, affecting whether explanations support meaningful understanding rather than purely technical disclosure.</w:t>
+        <w:t xml:space="preserve"> The clarity and practical usefulness of explanations were assessed as {{ faira_form.B6_2 | rating_label }}, affecting whether explanations support meaningful understanding rather than purely technical disclosure.</w:t>
       </w:r>
     </w:p>
     <w:p>
@@ -20927,7 +20927,7 @@
         <w:rPr>
           <w:lang w:val="en-AU" w:eastAsia="en-AU"/>
         </w:rPr>
-        <w:t xml:space="preserve"> Individuals affected by AI-supported decisions are {{faira_form.A3_4}}, which contributes to expectations around transparency and informed engagement.</w:t>
+        <w:t xml:space="preserve"> Individuals affected by AI-supported decisions are {{ faira_form.A3_4 }}, which contributes to expectations around transparency and informed engagement.</w:t>
       </w:r>
     </w:p>
     <w:p>
@@ -20952,7 +20952,7 @@
         <w:rPr>
           <w:lang w:val="en-AU" w:eastAsia="en-AU"/>
         </w:rPr>
-        <w:t xml:space="preserve"> Documentation and governance mechanisms supporting transparency {%if faira_form.A5_5 == "Yes"%}include independent review arrangements{%else%}do not include independent review arrangements{%endif%}.</w:t>
+        <w:t xml:space="preserve"> Documentation and governance mechanisms supporting transparency {% if faira_form.A5_5 == "Yes" %}include independent review arrangements{% else %}do not include independent review arrangements{% endif %}.</w:t>
       </w:r>
     </w:p>
     <w:p>
@@ -21719,7 +21719,7 @@
                 <w:sz w:val="20"/>
                 <w:szCs w:val="20"/>
               </w:rPr>
-              <w:t>{{faira_form.B6_3 if faira_form.B6_3 else "Not specified"}}</w:t>
+              <w:t>{{ faira_form.B6_3 if faira_form.B6_3 else "Not specified" }}</w:t>
             </w:r>
           </w:p>
         </w:tc>
@@ -21775,7 +21775,7 @@
                 <w:sz w:val="20"/>
                 <w:szCs w:val="20"/>
               </w:rPr>
-              <w:t>{%if faira_form.B6_3 == "Yes"%}{{faira_form.B6_3_audience | format_list if faira_form.B6_3_audience else "Not specified"}}{%else%}Not applicable{%endif%}</w:t>
+              <w:t>{% if faira_form.B6_3 == "Yes" %}{{ faira_form.B6_3_audience | format_list if faira_form.B6_3_audience else "Not specified" }}{% else %}Not applicable{% endif %}</w:t>
             </w:r>
           </w:p>
         </w:tc>
@@ -21831,7 +21831,7 @@
                 <w:sz w:val="20"/>
                 <w:szCs w:val="20"/>
               </w:rPr>
-              <w:t>{%if faira_form.B6_3 == "Yes"%}{{faira_form.B6_3_methods | format_list if faira_form.B6_3_methods else "Not specified"}}{%else%}Not applicable{%endif%}</w:t>
+              <w:t>{% if faira_form.B6_3 == "Yes" %}{{ faira_form.B6_3_methods | format_list if faira_form.B6_3_methods else "Not specified" }}{% else %}Not applicable{% endif %}</w:t>
             </w:r>
           </w:p>
         </w:tc>
@@ -21887,7 +21887,7 @@
                 <w:sz w:val="20"/>
                 <w:szCs w:val="20"/>
               </w:rPr>
-              <w:t>{%if faira_form.B6_3 == "Yes"%}{{faira_form.B6_3_timing if faira_form.B6_3_timing else "Not specified"}}{%else%}Not applicable{%endif%}</w:t>
+              <w:t>{% if faira_form.B6_3 == "Yes" %}{{ faira_form.B6_3_timing if faira_form.B6_3_timing else "Not specified" }}{% else %}Not applicable{% endif %}</w:t>
             </w:r>
           </w:p>
         </w:tc>
@@ -21944,7 +21944,7 @@
                 <w:sz w:val="20"/>
                 <w:szCs w:val="20"/>
               </w:rPr>
-              <w:t>{%if faira_form.B6_3 == "Yes"%}{{faira_form.B6_3_information_provided | format_list if faira_form.B6_3_information_provided else "Not specified"}}{%else%}Not applicable{%endif%}</w:t>
+              <w:t>{% if faira_form.B6_3 == "Yes" %}{{ faira_form.B6_3_information_provided | format_list if faira_form.B6_3_information_provided else "Not specified" }}{% else %}Not applicable{% endif %}</w:t>
             </w:r>
           </w:p>
         </w:tc>
@@ -21999,7 +21999,7 @@
                 <w:sz w:val="20"/>
                 <w:szCs w:val="20"/>
               </w:rPr>
-              <w:t>{%if faira_form.B6_3 == "Yes" and faira_form.B6_3_notes%}{{faira_form.B6_3_notes}}{%else%}—{%endif%}</w:t>
+              <w:t>{% if faira_form.B6_3 == "Yes" and faira_form.B6_3_notes %}{{ faira_form.B6_3_notes }}{% else %}—{% endif %}</w:t>
             </w:r>
           </w:p>
         </w:tc>
@@ -22229,7 +22229,7 @@
                 <w:szCs w:val="20"/>
                 <w:lang w:val="en-AU" w:eastAsia="en-AU"/>
               </w:rPr>
-              <w:t>{%p if faira_form.B6_4 == "Yes"%}</w:t>
+              <w:t>{%p if faira_form.B6_4 == "Yes" %}</w:t>
             </w:r>
           </w:p>
           <w:p>
@@ -22248,7 +22248,7 @@
                 <w:szCs w:val="20"/>
                 <w:lang w:val="en-AU" w:eastAsia="en-AU"/>
               </w:rPr>
-              <w:t>• Audience: {{(faira_form.B6_4_audience | format_list) if faira_form.B6_4_audience else "not specified"}}</w:t>
+              <w:t>• Audience: {{ (faira_form.B6_4_audience | format_list) if faira_form.B6_4_audience else "not specified" }}</w:t>
             </w:r>
           </w:p>
           <w:p>
@@ -22267,7 +22267,7 @@
                 <w:szCs w:val="20"/>
                 <w:lang w:val="en-AU" w:eastAsia="en-AU"/>
               </w:rPr>
-              <w:t>• Methods: {{(faira_form.B6_4_explanation_methods | format_list) if faira_form.B6_4_explanation_methods else "not specified"}}</w:t>
+              <w:t>• Methods: {{ (faira_form.B6_4_explanation_methods | format_list) if faira_form.B6_4_explanation_methods else "not specified" }}</w:t>
             </w:r>
           </w:p>
           <w:p>
@@ -22286,7 +22286,7 @@
                 <w:szCs w:val="20"/>
                 <w:lang w:val="en-AU" w:eastAsia="en-AU"/>
               </w:rPr>
-              <w:t>• Timing: {{faira_form.B6_4_timing if faira_form.B6_4_timing else "not specified"}}</w:t>
+              <w:t>• Timing: {{ faira_form.B6_4_timing if faira_form.B6_4_timing else "not specified" }}</w:t>
             </w:r>
           </w:p>
           <w:p>
@@ -22305,7 +22305,7 @@
                 <w:szCs w:val="20"/>
                 <w:lang w:val="en-AU" w:eastAsia="en-AU"/>
               </w:rPr>
-              <w:t>• Content: {{(faira_form.B6_4_explanation_content | format_list) if faira_form.B6_4_explanation_content else "not specified"}}</w:t>
+              <w:t>• Content: {{ (faira_form.B6_4_explanation_content | format_list) if faira_form.B6_4_explanation_content else "not specified" }}</w:t>
             </w:r>
           </w:p>
           <w:p>
@@ -22324,7 +22324,7 @@
                 <w:szCs w:val="20"/>
                 <w:lang w:val="en-AU" w:eastAsia="en-AU"/>
               </w:rPr>
-              <w:t>• Accessibility: {{faira_form.B6_4_accessibility if faira_form.B6_4_accessibility else "not specified"}}</w:t>
+              <w:t>• Accessibility: {{ faira_form.B6_4_accessibility if faira_form.B6_4_accessibility else "not specified" }}</w:t>
             </w:r>
           </w:p>
           <w:p>
@@ -22343,7 +22343,7 @@
                 <w:szCs w:val="20"/>
                 <w:lang w:val="en-AU" w:eastAsia="en-AU"/>
               </w:rPr>
-              <w:t>• Limitations disclosed: {{faira_form.B6_4_limitations_disclosed if faira_form.B6_4_limitations_disclosed else "not specified"}}</w:t>
+              <w:t>• Limitations disclosed: {{ faira_form.B6_4_limitations_disclosed if faira_form.B6_4_limitations_disclosed else "not specified" }}</w:t>
             </w:r>
           </w:p>
           <w:p>
@@ -22362,7 +22362,7 @@
                 <w:szCs w:val="20"/>
                 <w:lang w:val="en-AU" w:eastAsia="en-AU"/>
               </w:rPr>
-              <w:t>{%p if faira_form.B6_4_notes%}</w:t>
+              <w:t>{%p if faira_form.B6_4_notes %}</w:t>
             </w:r>
           </w:p>
           <w:p>
@@ -22381,7 +22381,7 @@
                 <w:szCs w:val="20"/>
                 <w:lang w:val="en-AU" w:eastAsia="en-AU"/>
               </w:rPr>
-              <w:t>• Notes: {{faira_form.B6_4_notes}}</w:t>
+              <w:t>• Notes: {{ faira_form.B6_4_notes }}</w:t>
             </w:r>
           </w:p>
           <w:p>
@@ -22400,7 +22400,7 @@
                 <w:szCs w:val="20"/>
                 <w:lang w:val="en-AU" w:eastAsia="en-AU"/>
               </w:rPr>
-              <w:t>{%p endif%}</w:t>
+              <w:t>{%p endif %}</w:t>
             </w:r>
           </w:p>
           <w:p>
@@ -22419,7 +22419,7 @@
                 <w:szCs w:val="20"/>
                 <w:lang w:val="en-AU" w:eastAsia="en-AU"/>
               </w:rPr>
-              <w:t>{%p elif faira_form.B6_4 == "No"%}</w:t>
+              <w:t>{%p elif faira_form.B6_4 == "No" %}</w:t>
             </w:r>
           </w:p>
           <w:p>
@@ -22457,7 +22457,7 @@
                 <w:szCs w:val="20"/>
                 <w:lang w:val="en-AU" w:eastAsia="en-AU"/>
               </w:rPr>
-              <w:t>{%p else%}</w:t>
+              <w:t>{%p else %}</w:t>
             </w:r>
           </w:p>
           <w:p>
@@ -22495,7 +22495,7 @@
                 <w:szCs w:val="20"/>
                 <w:lang w:val="en-AU" w:eastAsia="en-AU"/>
               </w:rPr>
-              <w:t>{%p endif%}</w:t>
+              <w:t>{%p endif %}</w:t>
             </w:r>
           </w:p>
         </w:tc>
@@ -23759,7 +23759,7 @@
                 <w:szCs w:val="16"/>
                 <w:lang w:val="en-AU" w:eastAsia="en-AU"/>
               </w:rPr>
-              <w:t>{%tr for control in recommended_controls_top3.Accountability%}</w:t>
+              <w:t>{%tr for control in recommended_controls_top3.Accountability %}</w:t>
             </w:r>
           </w:p>
         </w:tc>
@@ -24059,7 +24059,7 @@
                 <w:szCs w:val="16"/>
                 <w:lang w:val="en-AU" w:eastAsia="en-AU"/>
               </w:rPr>
-              <w:t>{%tr endfor%}</w:t>
+              <w:t>{%tr endfor %}</w:t>
             </w:r>
           </w:p>
         </w:tc>
@@ -24531,7 +24531,7 @@
                 <w:szCs w:val="16"/>
                 <w:lang w:val="en-AU" w:eastAsia="en-AU"/>
               </w:rPr>
-              <w:t>{%tr for control in recommended_controls_top3.Contestability%}</w:t>
+              <w:t>{%tr for control in recommended_controls_top3.Contestability %}</w:t>
             </w:r>
           </w:p>
         </w:tc>
@@ -24831,7 +24831,7 @@
                 <w:szCs w:val="16"/>
                 <w:lang w:val="en-AU" w:eastAsia="en-AU"/>
               </w:rPr>
-              <w:t>{%tr endfor%}</w:t>
+              <w:t>{%tr endfor %}</w:t>
             </w:r>
           </w:p>
         </w:tc>
@@ -25302,7 +25302,7 @@
                 <w:szCs w:val="16"/>
                 <w:lang w:val="en-AU" w:eastAsia="en-AU"/>
               </w:rPr>
-              <w:t>{%tr for control in recommended_controls_top3.Fairness%}</w:t>
+              <w:t>{%tr for control in recommended_controls_top3.Fairness %}</w:t>
             </w:r>
           </w:p>
         </w:tc>
@@ -25602,7 +25602,7 @@
                 <w:szCs w:val="16"/>
                 <w:lang w:val="en-AU" w:eastAsia="en-AU"/>
               </w:rPr>
-              <w:t>{%tr endfor%}</w:t>
+              <w:t>{%tr endfor %}</w:t>
             </w:r>
           </w:p>
         </w:tc>
@@ -26074,7 +26074,7 @@
                 <w:szCs w:val="16"/>
                 <w:lang w:val="en-AU" w:eastAsia="en-AU"/>
               </w:rPr>
-              <w:t>{%tr for control in recommended_controls_top3.Wellbeing%}</w:t>
+              <w:t>{%tr for control in recommended_controls_top3.Wellbeing %}</w:t>
             </w:r>
           </w:p>
         </w:tc>
@@ -26374,7 +26374,7 @@
                 <w:szCs w:val="16"/>
                 <w:lang w:val="en-AU" w:eastAsia="en-AU"/>
               </w:rPr>
-              <w:t>{%tr endfor%}</w:t>
+              <w:t>{%tr endfor %}</w:t>
             </w:r>
           </w:p>
         </w:tc>
@@ -26851,7 +26851,7 @@
                 <w:szCs w:val="16"/>
                 <w:lang w:val="en-AU" w:eastAsia="en-AU"/>
               </w:rPr>
-              <w:t>{%tr for control in recommended_controls_top3.Values%}</w:t>
+              <w:t>{%tr for control in recommended_controls_top3.Values %}</w:t>
             </w:r>
           </w:p>
         </w:tc>
@@ -27151,7 +27151,7 @@
                 <w:szCs w:val="16"/>
                 <w:lang w:val="en-AU" w:eastAsia="en-AU"/>
               </w:rPr>
-              <w:t>{%tr endfor%}</w:t>
+              <w:t>{%tr endfor %}</w:t>
             </w:r>
           </w:p>
         </w:tc>
@@ -27626,7 +27626,7 @@
                 <w:szCs w:val="16"/>
                 <w:lang w:val="en-AU" w:eastAsia="en-AU"/>
               </w:rPr>
-              <w:t>{%tr for control in recommended_controls_top3.Privacy%}</w:t>
+              <w:t>{%tr for control in recommended_controls_top3.Privacy %}</w:t>
             </w:r>
           </w:p>
         </w:tc>
@@ -27926,7 +27926,7 @@
                 <w:szCs w:val="16"/>
                 <w:lang w:val="en-AU" w:eastAsia="en-AU"/>
               </w:rPr>
-              <w:t>{%tr endfor%}</w:t>
+              <w:t>{%tr endfor %}</w:t>
             </w:r>
           </w:p>
         </w:tc>
@@ -28401,7 +28401,7 @@
                 <w:szCs w:val="16"/>
                 <w:lang w:val="en-AU" w:eastAsia="en-AU"/>
               </w:rPr>
-              <w:t>{%tr for control in recommended_controls_top3.Reliability%}</w:t>
+              <w:t>{%tr for control in recommended_controls_top3.Reliability %}</w:t>
             </w:r>
           </w:p>
         </w:tc>
@@ -28701,7 +28701,7 @@
                 <w:szCs w:val="16"/>
                 <w:lang w:val="en-AU" w:eastAsia="en-AU"/>
               </w:rPr>
-              <w:t>{%tr endfor%}</w:t>
+              <w:t>{%tr endfor %}</w:t>
             </w:r>
           </w:p>
         </w:tc>
@@ -28908,7 +28908,7 @@
           <w:highlight w:val="yellow"/>
           <w:lang w:val="en-AU" w:eastAsia="en-AU"/>
         </w:rPr>
-        <w:t>{%set controls = recommended_controls_top3.Transparency%}</w:t>
+        <w:t>{% set controls = recommended_controls_top3.Transparency %}</w:t>
       </w:r>
     </w:p>
     <w:p>
@@ -28923,7 +28923,7 @@
           <w:highlight w:val="yellow"/>
           <w:lang w:val="en-AU" w:eastAsia="en-AU"/>
         </w:rPr>
-        <w:t>{%p if controls and controls | length &gt; 0%}</w:t>
+        <w:t>{%p if controls and controls | length &gt; 0 %}</w:t>
       </w:r>
     </w:p>
     <w:p>
@@ -29225,7 +29225,7 @@
                 <w:highlight w:val="yellow"/>
                 <w:lang w:val="en-AU" w:eastAsia="en-AU"/>
               </w:rPr>
-              <w:t>{%tr for control in controls%}</w:t>
+              <w:t>{%tr for control in controls %}</w:t>
             </w:r>
           </w:p>
           <w:p>
@@ -29554,7 +29554,7 @@
                 <w:highlight w:val="yellow"/>
                 <w:lang w:val="en-AU" w:eastAsia="en-AU"/>
               </w:rPr>
-              <w:t>{%tr endfor%}</w:t>
+              <w:t>{%tr endfor %}</w:t>
             </w:r>
           </w:p>
         </w:tc>
@@ -29727,7 +29727,7 @@
           <w:highlight w:val="yellow"/>
           <w:lang w:val="en-AU" w:eastAsia="en-AU"/>
         </w:rPr>
-        <w:t>{%p else%}</w:t>
+        <w:t>{%p else %}</w:t>
       </w:r>
     </w:p>
     <w:p>
@@ -29770,7 +29770,7 @@
           <w:highlight w:val="yellow"/>
           <w:lang w:val="en-AU" w:eastAsia="en-AU"/>
         </w:rPr>
-        <w:t>{%p endif%}</w:t>
+        <w:t>{%p endif %}</w:t>
       </w:r>
     </w:p>
     <w:p>
@@ -30520,7 +30520,7 @@
         <w:rPr>
           <w:lang w:val="en-AU" w:eastAsia="en-AU"/>
         </w:rPr>
-        <w:t>{{faira_form.A5_10_qld | format_list if faira_form.A5_10_qld else "No Queensland-specific legislation identified"}}</w:t>
+        <w:t>{{ faira_form.A5_10_qld | format_list if faira_form.A5_10_qld else "No Queensland-specific legislation identified" }}</w:t>
       </w:r>
     </w:p>
     <w:p>
@@ -30637,7 +30637,7 @@
         <w:rPr>
           <w:lang w:val="en-AU" w:eastAsia="en-AU"/>
         </w:rPr>
-        <w:t>Responsibility for residual AI-related risk associated with {{system_name}} rests with the {{faira_form.A5_1}}.</w:t>
+        <w:t>Responsibility for residual AI-related risk associated with {{system_name}} rests with the {{ faira_form.A5_1 }}.</w:t>
       </w:r>
     </w:p>
     <w:p>
@@ -30773,7 +30773,7 @@
         <w:rPr>
           <w:lang w:val="en-AU" w:eastAsia="en-AU"/>
         </w:rPr>
-        <w:t>{%p if overall_risk_level in ["Very High", "High"]%}</w:t>
+        <w:t>{%p if overall_risk_level in ["Very High", "High"] %}</w:t>
       </w:r>
       <w:r>
         <w:rPr>
@@ -30800,7 +30800,7 @@
           <w:lang w:val="en-AU" w:eastAsia="en-AU"/>
         </w:rPr>
         <w:br/>
-        <w:t>{%p else%}</w:t>
+        <w:t>{%p else %}</w:t>
       </w:r>
       <w:r>
         <w:rPr>
@@ -30814,7 +30814,7 @@
           <w:lang w:val="en-AU" w:eastAsia="en-AU"/>
         </w:rPr>
         <w:br/>
-        <w:t>{%p endif%}</w:t>
+        <w:t>{%p endif %}</w:t>
       </w:r>
     </w:p>
     <w:p>

--- a/backend/templates/docx/AM_AI_SAFE_FAIRA_Report_TEMPLATE_v0.50_20260203_FIXED.docx
+++ b/backend/templates/docx/AM_AI_SAFE_FAIRA_Report_TEMPLATE_v0.50_20260203_FIXED.docx
@@ -20462,7 +20462,7 @@
         <w:rPr>
           <w:highlight w:val="yellow"/>
         </w:rPr>
-        <w:t>{%p %}</w:t>
+        <w:t/>
       </w:r>
     </w:p>
     <w:p>
@@ -20490,7 +20490,7 @@
         <w:rPr>
           <w:highlight w:val="yellow"/>
         </w:rPr>
-        <w:t>{%p %}</w:t>
+        <w:t/>
       </w:r>
     </w:p>
     <w:p>
